--- a/1150080143_LAB51.docx
+++ b/1150080143_LAB51.docx
@@ -23,14 +23,92 @@
       </w:r>
     </w:p>
     <w:p>
+      <w:pPr>
+        <w:pStyle w:val="ListParagraph"/>
+        <w:numPr>
+          <w:ilvl w:val="0"/>
+          <w:numId w:val="1"/>
+        </w:numPr>
+        <w:spacing w:line="360" w:lineRule="auto"/>
+        <w:ind w:left="284"/>
+        <w:rPr>
+          <w:rFonts w:ascii="Times New Roman" w:hAnsi="Times New Roman" w:cs="Times New Roman"/>
+          <w:sz w:val="26"/>
+          <w:szCs w:val="26"/>
+        </w:rPr>
+      </w:pPr>
       <w:r>
         <w:rPr>
+          <w:rFonts w:ascii="Times New Roman" w:hAnsi="Times New Roman" w:cs="Times New Roman"/>
+          <w:sz w:val="26"/>
+          <w:szCs w:val="26"/>
+        </w:rPr>
+        <w:t>Vào tab Task, trong nhóm "Clipboard", nhấp vào mũi tên dưới nút Copy và chọn Copy Picture.</w:t>
+      </w:r>
+    </w:p>
+    <w:p>
+      <w:pPr>
+        <w:pStyle w:val="ListParagraph"/>
+        <w:numPr>
+          <w:ilvl w:val="0"/>
+          <w:numId w:val="1"/>
+        </w:numPr>
+        <w:spacing w:line="360" w:lineRule="auto"/>
+        <w:ind w:left="284"/>
+        <w:rPr>
+          <w:rFonts w:ascii="Times New Roman" w:hAnsi="Times New Roman" w:cs="Times New Roman"/>
+          <w:sz w:val="26"/>
+          <w:szCs w:val="26"/>
+        </w:rPr>
+      </w:pPr>
+      <w:r>
+        <w:rPr>
+          <w:rFonts w:ascii="Times New Roman" w:hAnsi="Times New Roman" w:cs="Times New Roman"/>
+          <w:sz w:val="26"/>
+          <w:szCs w:val="26"/>
+        </w:rPr>
+        <w:t>Một hộp thoại "Copy Picture" sẽ hiện ra. Bạn có thể giữ nguyên các thiết lập mặc định (Render image: For screen) và nhấn OK.</w:t>
+      </w:r>
+    </w:p>
+    <w:p>
+      <w:pPr>
+        <w:pStyle w:val="ListParagraph"/>
+        <w:numPr>
+          <w:ilvl w:val="0"/>
+          <w:numId w:val="1"/>
+        </w:numPr>
+        <w:spacing w:line="360" w:lineRule="auto"/>
+        <w:ind w:left="284"/>
+        <w:rPr>
+          <w:rFonts w:ascii="Times New Roman" w:hAnsi="Times New Roman" w:cs="Times New Roman"/>
+          <w:sz w:val="26"/>
+          <w:szCs w:val="26"/>
+        </w:rPr>
+      </w:pPr>
+      <w:r>
+        <w:rPr>
+          <w:rFonts w:ascii="Times New Roman" w:hAnsi="Times New Roman" w:cs="Times New Roman"/>
+          <w:sz w:val="26"/>
+          <w:szCs w:val="26"/>
+        </w:rPr>
+        <w:t>Mở file MSSV_LAB51.docx của bạn và nhấn Ctrl + V (hoặc Paste) để dán hình ảnh vào.</w:t>
+      </w:r>
+    </w:p>
+    <w:p>
+      <w:pPr>
+        <w:jc w:val="center"/>
+        <w:rPr>
+          <w:lang w:val="vi-VN"/>
+        </w:rPr>
+      </w:pPr>
+      <w:r>
+        <w:rPr>
           <w:noProof/>
         </w:rPr>
         <w:drawing>
-          <wp:inline distT="0" distB="0" distL="0" distR="0" wp14:anchorId="1BB25AA3" wp14:editId="70573B5A">
+          <wp:inline distT="0" distB="0" distL="0" distR="0" wp14:anchorId="1BB25AA3" wp14:editId="54D28F8C">
             <wp:extent cx="5943600" cy="1820849"/>
-            <wp:effectExtent l="0" t="0" r="0" b="8255"/>
+            <wp:effectExtent l="19050" t="19050" r="19050" b="27305"/>
             <wp:docPr id="3" name="Picture 3"/>
             <wp:cNvGraphicFramePr>
               <a:graphicFrameLocks xmlns:a="http://schemas.openxmlformats.org/drawingml/2006/main" noChangeAspect="1"/>
@@ -45,7 +123,7 @@
                     </pic:cNvPicPr>
                   </pic:nvPicPr>
                   <pic:blipFill>
-                    <a:blip r:embed="rId4">
+                    <a:blip r:embed="rId5">
                       <a:extLst>
                         <a:ext uri="{28A0092B-C50C-407E-A947-70E740481C1C}">
                           <a14:useLocalDpi xmlns:a14="http://schemas.microsoft.com/office/drawing/2010/main" val="0"/>
@@ -67,7 +145,9 @@
                     </a:prstGeom>
                     <a:noFill/>
                     <a:ln>
-                      <a:noFill/>
+                      <a:solidFill>
+                        <a:schemeClr val="accent1"/>
+                      </a:solidFill>
                     </a:ln>
                   </pic:spPr>
                 </pic:pic>
@@ -77,6 +157,3525 @@
         </w:drawing>
       </w:r>
     </w:p>
+    <w:p>
+      <w:pPr>
+        <w:spacing w:line="360" w:lineRule="auto"/>
+        <w:rPr>
+          <w:rFonts w:ascii="Times New Roman" w:hAnsi="Times New Roman" w:cs="Times New Roman"/>
+          <w:sz w:val="26"/>
+          <w:szCs w:val="26"/>
+          <w:lang w:val="vi-VN"/>
+        </w:rPr>
+      </w:pPr>
+      <w:r>
+        <w:rPr>
+          <w:rFonts w:ascii="Times New Roman" w:hAnsi="Times New Roman" w:cs="Times New Roman"/>
+          <w:sz w:val="26"/>
+          <w:szCs w:val="26"/>
+          <w:lang w:val="vi-VN"/>
+        </w:rPr>
+        <w:t>2. Lâm Thanh Sang thực hiện những nhiệm vụ nào? Liệt kê:</w:t>
+      </w:r>
+    </w:p>
+    <w:p>
+      <w:pPr>
+        <w:spacing w:line="360" w:lineRule="auto"/>
+        <w:jc w:val="center"/>
+        <w:rPr>
+          <w:rFonts w:ascii="Times New Roman" w:hAnsi="Times New Roman" w:cs="Times New Roman"/>
+          <w:sz w:val="26"/>
+          <w:szCs w:val="26"/>
+          <w:lang w:val="vi-VN"/>
+        </w:rPr>
+      </w:pPr>
+      <w:r>
+        <w:rPr>
+          <w:rFonts w:ascii="Times New Roman" w:hAnsi="Times New Roman" w:cs="Times New Roman"/>
+          <w:sz w:val="26"/>
+          <w:szCs w:val="26"/>
+          <w:lang w:val="vi-VN"/>
+        </w:rPr>
+        <w:drawing>
+          <wp:inline distT="0" distB="0" distL="0" distR="0" wp14:anchorId="531CF2B0" wp14:editId="39A0F1C5">
+            <wp:extent cx="4686954" cy="3324689"/>
+            <wp:effectExtent l="19050" t="19050" r="18415" b="28575"/>
+            <wp:docPr id="15" name="Picture 15"/>
+            <wp:cNvGraphicFramePr>
+              <a:graphicFrameLocks xmlns:a="http://schemas.openxmlformats.org/drawingml/2006/main" noChangeAspect="1"/>
+            </wp:cNvGraphicFramePr>
+            <a:graphic xmlns:a="http://schemas.openxmlformats.org/drawingml/2006/main">
+              <a:graphicData uri="http://schemas.openxmlformats.org/drawingml/2006/picture">
+                <pic:pic xmlns:pic="http://schemas.openxmlformats.org/drawingml/2006/picture">
+                  <pic:nvPicPr>
+                    <pic:cNvPr id="1" name=""/>
+                    <pic:cNvPicPr/>
+                  </pic:nvPicPr>
+                  <pic:blipFill>
+                    <a:blip r:embed="rId6"/>
+                    <a:stretch>
+                      <a:fillRect/>
+                    </a:stretch>
+                  </pic:blipFill>
+                  <pic:spPr>
+                    <a:xfrm>
+                      <a:off x="0" y="0"/>
+                      <a:ext cx="4686954" cy="3324689"/>
+                    </a:xfrm>
+                    <a:prstGeom prst="rect">
+                      <a:avLst/>
+                    </a:prstGeom>
+                    <a:ln>
+                      <a:solidFill>
+                        <a:schemeClr val="accent1"/>
+                      </a:solidFill>
+                    </a:ln>
+                  </pic:spPr>
+                </pic:pic>
+              </a:graphicData>
+            </a:graphic>
+          </wp:inline>
+        </w:drawing>
+      </w:r>
+    </w:p>
+    <w:p>
+      <w:pPr>
+        <w:spacing w:line="360" w:lineRule="auto"/>
+        <w:rPr>
+          <w:rFonts w:ascii="Times New Roman" w:hAnsi="Times New Roman" w:cs="Times New Roman"/>
+          <w:sz w:val="26"/>
+          <w:szCs w:val="26"/>
+          <w:lang w:val="vi-VN"/>
+        </w:rPr>
+      </w:pPr>
+      <w:r>
+        <w:rPr>
+          <w:rFonts w:ascii="Times New Roman" w:hAnsi="Times New Roman" w:cs="Times New Roman"/>
+          <w:sz w:val="26"/>
+          <w:szCs w:val="26"/>
+          <w:lang w:val="vi-VN"/>
+        </w:rPr>
+        <w:lastRenderedPageBreak/>
+        <w:t>a. Số giờ làm việc theo kế hoạch, mức lương chuẩn, chi phí theo kế hoạch cho từng</w:t>
+      </w:r>
+      <w:r>
+        <w:rPr>
+          <w:rFonts w:ascii="Times New Roman" w:hAnsi="Times New Roman" w:cs="Times New Roman"/>
+          <w:sz w:val="26"/>
+          <w:szCs w:val="26"/>
+          <w:lang w:val="vi-VN"/>
+        </w:rPr>
+        <w:t xml:space="preserve"> </w:t>
+      </w:r>
+      <w:r>
+        <w:rPr>
+          <w:rFonts w:ascii="Times New Roman" w:hAnsi="Times New Roman" w:cs="Times New Roman"/>
+          <w:sz w:val="26"/>
+          <w:szCs w:val="26"/>
+          <w:lang w:val="vi-VN"/>
+        </w:rPr>
+        <w:t>nhiệm vụ mà Sang thực hiện?</w:t>
+      </w:r>
+    </w:p>
+    <w:tbl>
+      <w:tblPr>
+        <w:tblStyle w:val="TableGrid"/>
+        <w:tblW w:w="8980" w:type="dxa"/>
+        <w:jc w:val="center"/>
+        <w:tblLook w:val="04A0" w:firstRow="1" w:lastRow="0" w:firstColumn="1" w:lastColumn="0" w:noHBand="0" w:noVBand="1"/>
+      </w:tblPr>
+      <w:tblGrid>
+        <w:gridCol w:w="5372"/>
+        <w:gridCol w:w="1110"/>
+        <w:gridCol w:w="1242"/>
+        <w:gridCol w:w="1256"/>
+      </w:tblGrid>
+      <w:tr>
+        <w:trPr>
+          <w:trHeight w:val="315"/>
+          <w:jc w:val="center"/>
+        </w:trPr>
+        <w:tc>
+          <w:tcPr>
+            <w:tcW w:w="8980" w:type="dxa"/>
+            <w:gridSpan w:val="4"/>
+          </w:tcPr>
+          <w:p>
+            <w:pPr>
+              <w:spacing w:line="360" w:lineRule="auto"/>
+              <w:jc w:val="center"/>
+              <w:rPr>
+                <w:rFonts w:ascii="Times New Roman" w:hAnsi="Times New Roman" w:cs="Times New Roman"/>
+                <w:b/>
+                <w:bCs/>
+                <w:sz w:val="26"/>
+                <w:szCs w:val="26"/>
+              </w:rPr>
+            </w:pPr>
+            <w:r>
+              <w:rPr>
+                <w:rFonts w:ascii="Times New Roman" w:hAnsi="Times New Roman" w:cs="Times New Roman"/>
+                <w:b/>
+                <w:bCs/>
+                <w:sz w:val="26"/>
+                <w:szCs w:val="26"/>
+              </w:rPr>
+              <w:t>Lâm Thanh Sang</w:t>
+            </w:r>
+          </w:p>
+        </w:tc>
+      </w:tr>
+      <w:tr>
+        <w:trPr>
+          <w:trHeight w:val="315"/>
+          <w:jc w:val="center"/>
+        </w:trPr>
+        <w:tc>
+          <w:tcPr>
+            <w:tcW w:w="0" w:type="auto"/>
+            <w:hideMark/>
+          </w:tcPr>
+          <w:p>
+            <w:pPr>
+              <w:spacing w:after="160" w:line="360" w:lineRule="auto"/>
+              <w:rPr>
+                <w:rFonts w:ascii="Times New Roman" w:hAnsi="Times New Roman" w:cs="Times New Roman"/>
+                <w:b/>
+                <w:bCs/>
+                <w:sz w:val="26"/>
+                <w:szCs w:val="26"/>
+              </w:rPr>
+            </w:pPr>
+            <w:r>
+              <w:rPr>
+                <w:rFonts w:ascii="Times New Roman" w:hAnsi="Times New Roman" w:cs="Times New Roman"/>
+                <w:b/>
+                <w:bCs/>
+                <w:sz w:val="26"/>
+                <w:szCs w:val="26"/>
+              </w:rPr>
+              <w:t>Resource Name</w:t>
+            </w:r>
+          </w:p>
+        </w:tc>
+        <w:tc>
+          <w:tcPr>
+            <w:tcW w:w="1110" w:type="dxa"/>
+            <w:hideMark/>
+          </w:tcPr>
+          <w:p>
+            <w:pPr>
+              <w:spacing w:after="160" w:line="360" w:lineRule="auto"/>
+              <w:rPr>
+                <w:rFonts w:ascii="Times New Roman" w:hAnsi="Times New Roman" w:cs="Times New Roman"/>
+                <w:b/>
+                <w:bCs/>
+                <w:sz w:val="26"/>
+                <w:szCs w:val="26"/>
+              </w:rPr>
+            </w:pPr>
+            <w:r>
+              <w:rPr>
+                <w:rFonts w:ascii="Times New Roman" w:hAnsi="Times New Roman" w:cs="Times New Roman"/>
+                <w:b/>
+                <w:bCs/>
+                <w:sz w:val="26"/>
+                <w:szCs w:val="26"/>
+              </w:rPr>
+              <w:t>Work</w:t>
+            </w:r>
+          </w:p>
+        </w:tc>
+        <w:tc>
+          <w:tcPr>
+            <w:tcW w:w="0" w:type="auto"/>
+            <w:hideMark/>
+          </w:tcPr>
+          <w:p>
+            <w:pPr>
+              <w:spacing w:after="160" w:line="360" w:lineRule="auto"/>
+              <w:rPr>
+                <w:rFonts w:ascii="Times New Roman" w:hAnsi="Times New Roman" w:cs="Times New Roman"/>
+                <w:b/>
+                <w:bCs/>
+                <w:sz w:val="26"/>
+                <w:szCs w:val="26"/>
+              </w:rPr>
+            </w:pPr>
+            <w:r>
+              <w:rPr>
+                <w:rFonts w:ascii="Times New Roman" w:hAnsi="Times New Roman" w:cs="Times New Roman"/>
+                <w:b/>
+                <w:bCs/>
+                <w:sz w:val="26"/>
+                <w:szCs w:val="26"/>
+              </w:rPr>
+              <w:t>Std. Rate</w:t>
+            </w:r>
+          </w:p>
+        </w:tc>
+        <w:tc>
+          <w:tcPr>
+            <w:tcW w:w="0" w:type="auto"/>
+            <w:hideMark/>
+          </w:tcPr>
+          <w:p>
+            <w:pPr>
+              <w:spacing w:after="160" w:line="360" w:lineRule="auto"/>
+              <w:rPr>
+                <w:rFonts w:ascii="Times New Roman" w:hAnsi="Times New Roman" w:cs="Times New Roman"/>
+                <w:b/>
+                <w:bCs/>
+                <w:sz w:val="26"/>
+                <w:szCs w:val="26"/>
+              </w:rPr>
+            </w:pPr>
+            <w:r>
+              <w:rPr>
+                <w:rFonts w:ascii="Times New Roman" w:hAnsi="Times New Roman" w:cs="Times New Roman"/>
+                <w:b/>
+                <w:bCs/>
+                <w:sz w:val="26"/>
+                <w:szCs w:val="26"/>
+              </w:rPr>
+              <w:t>Cost</w:t>
+            </w:r>
+          </w:p>
+        </w:tc>
+      </w:tr>
+      <w:tr>
+        <w:trPr>
+          <w:trHeight w:val="315"/>
+          <w:jc w:val="center"/>
+        </w:trPr>
+        <w:tc>
+          <w:tcPr>
+            <w:tcW w:w="0" w:type="auto"/>
+            <w:hideMark/>
+          </w:tcPr>
+          <w:p>
+            <w:pPr>
+              <w:spacing w:after="160" w:line="360" w:lineRule="auto"/>
+              <w:rPr>
+                <w:rFonts w:ascii="Times New Roman" w:hAnsi="Times New Roman" w:cs="Times New Roman"/>
+                <w:sz w:val="26"/>
+                <w:szCs w:val="26"/>
+                <w:lang w:val="vi-VN"/>
+              </w:rPr>
+            </w:pPr>
+            <w:r>
+              <w:rPr>
+                <w:rFonts w:ascii="Times New Roman" w:hAnsi="Times New Roman" w:cs="Times New Roman"/>
+                <w:sz w:val="26"/>
+                <w:szCs w:val="26"/>
+              </w:rPr>
+              <w:t>Xác định các thông số thiết kế mô-đun / phân cấp</w:t>
+            </w:r>
+          </w:p>
+        </w:tc>
+        <w:tc>
+          <w:tcPr>
+            <w:tcW w:w="1110" w:type="dxa"/>
+            <w:hideMark/>
+          </w:tcPr>
+          <w:p>
+            <w:pPr>
+              <w:spacing w:after="160" w:line="360" w:lineRule="auto"/>
+              <w:rPr>
+                <w:rFonts w:ascii="Times New Roman" w:hAnsi="Times New Roman" w:cs="Times New Roman"/>
+                <w:sz w:val="26"/>
+                <w:szCs w:val="26"/>
+              </w:rPr>
+            </w:pPr>
+            <w:r>
+              <w:rPr>
+                <w:rFonts w:ascii="Times New Roman" w:hAnsi="Times New Roman" w:cs="Times New Roman"/>
+                <w:sz w:val="26"/>
+                <w:szCs w:val="26"/>
+              </w:rPr>
+              <w:t>8 hrs</w:t>
+            </w:r>
+          </w:p>
+        </w:tc>
+        <w:tc>
+          <w:tcPr>
+            <w:tcW w:w="0" w:type="auto"/>
+            <w:hideMark/>
+          </w:tcPr>
+          <w:p>
+            <w:pPr>
+              <w:spacing w:after="160" w:line="360" w:lineRule="auto"/>
+              <w:rPr>
+                <w:rFonts w:ascii="Times New Roman" w:hAnsi="Times New Roman" w:cs="Times New Roman"/>
+                <w:sz w:val="26"/>
+                <w:szCs w:val="26"/>
+              </w:rPr>
+            </w:pPr>
+            <w:r>
+              <w:rPr>
+                <w:rFonts w:ascii="Times New Roman" w:hAnsi="Times New Roman" w:cs="Times New Roman"/>
+                <w:sz w:val="26"/>
+                <w:szCs w:val="26"/>
+              </w:rPr>
+              <w:t>$30.00/hr</w:t>
+            </w:r>
+          </w:p>
+        </w:tc>
+        <w:tc>
+          <w:tcPr>
+            <w:tcW w:w="0" w:type="auto"/>
+            <w:hideMark/>
+          </w:tcPr>
+          <w:p>
+            <w:pPr>
+              <w:spacing w:after="160" w:line="360" w:lineRule="auto"/>
+              <w:rPr>
+                <w:rFonts w:ascii="Times New Roman" w:hAnsi="Times New Roman" w:cs="Times New Roman"/>
+                <w:sz w:val="26"/>
+                <w:szCs w:val="26"/>
+              </w:rPr>
+            </w:pPr>
+            <w:r>
+              <w:rPr>
+                <w:rFonts w:ascii="Times New Roman" w:hAnsi="Times New Roman" w:cs="Times New Roman"/>
+                <w:sz w:val="26"/>
+                <w:szCs w:val="26"/>
+              </w:rPr>
+              <w:t>$240.00</w:t>
+            </w:r>
+          </w:p>
+        </w:tc>
+      </w:tr>
+      <w:tr>
+        <w:trPr>
+          <w:trHeight w:val="315"/>
+          <w:jc w:val="center"/>
+        </w:trPr>
+        <w:tc>
+          <w:tcPr>
+            <w:tcW w:w="0" w:type="auto"/>
+            <w:hideMark/>
+          </w:tcPr>
+          <w:p>
+            <w:pPr>
+              <w:spacing w:after="160" w:line="360" w:lineRule="auto"/>
+              <w:rPr>
+                <w:rFonts w:ascii="Times New Roman" w:hAnsi="Times New Roman" w:cs="Times New Roman"/>
+                <w:sz w:val="26"/>
+                <w:szCs w:val="26"/>
+                <w:lang w:val="vi-VN"/>
+              </w:rPr>
+            </w:pPr>
+            <w:r>
+              <w:rPr>
+                <w:rFonts w:ascii="Times New Roman" w:hAnsi="Times New Roman" w:cs="Times New Roman"/>
+                <w:sz w:val="26"/>
+                <w:szCs w:val="26"/>
+              </w:rPr>
+              <w:t>Chỉ định nhân viên phát triển</w:t>
+            </w:r>
+          </w:p>
+        </w:tc>
+        <w:tc>
+          <w:tcPr>
+            <w:tcW w:w="1110" w:type="dxa"/>
+            <w:hideMark/>
+          </w:tcPr>
+          <w:p>
+            <w:pPr>
+              <w:spacing w:after="160" w:line="360" w:lineRule="auto"/>
+              <w:rPr>
+                <w:rFonts w:ascii="Times New Roman" w:hAnsi="Times New Roman" w:cs="Times New Roman"/>
+                <w:sz w:val="26"/>
+                <w:szCs w:val="26"/>
+              </w:rPr>
+            </w:pPr>
+            <w:r>
+              <w:rPr>
+                <w:rFonts w:ascii="Times New Roman" w:hAnsi="Times New Roman" w:cs="Times New Roman"/>
+                <w:sz w:val="26"/>
+                <w:szCs w:val="26"/>
+              </w:rPr>
+              <w:t>8 hrs</w:t>
+            </w:r>
+          </w:p>
+        </w:tc>
+        <w:tc>
+          <w:tcPr>
+            <w:tcW w:w="0" w:type="auto"/>
+            <w:hideMark/>
+          </w:tcPr>
+          <w:p>
+            <w:pPr>
+              <w:spacing w:after="160" w:line="360" w:lineRule="auto"/>
+              <w:rPr>
+                <w:rFonts w:ascii="Times New Roman" w:hAnsi="Times New Roman" w:cs="Times New Roman"/>
+                <w:sz w:val="26"/>
+                <w:szCs w:val="26"/>
+              </w:rPr>
+            </w:pPr>
+            <w:r>
+              <w:rPr>
+                <w:rFonts w:ascii="Times New Roman" w:hAnsi="Times New Roman" w:cs="Times New Roman"/>
+                <w:sz w:val="26"/>
+                <w:szCs w:val="26"/>
+              </w:rPr>
+              <w:t>$30.00/hr</w:t>
+            </w:r>
+          </w:p>
+        </w:tc>
+        <w:tc>
+          <w:tcPr>
+            <w:tcW w:w="0" w:type="auto"/>
+            <w:hideMark/>
+          </w:tcPr>
+          <w:p>
+            <w:pPr>
+              <w:spacing w:after="160" w:line="360" w:lineRule="auto"/>
+              <w:rPr>
+                <w:rFonts w:ascii="Times New Roman" w:hAnsi="Times New Roman" w:cs="Times New Roman"/>
+                <w:sz w:val="26"/>
+                <w:szCs w:val="26"/>
+              </w:rPr>
+            </w:pPr>
+            <w:r>
+              <w:rPr>
+                <w:rFonts w:ascii="Times New Roman" w:hAnsi="Times New Roman" w:cs="Times New Roman"/>
+                <w:sz w:val="26"/>
+                <w:szCs w:val="26"/>
+              </w:rPr>
+              <w:t>$240.00</w:t>
+            </w:r>
+          </w:p>
+        </w:tc>
+      </w:tr>
+      <w:tr>
+        <w:trPr>
+          <w:trHeight w:val="315"/>
+          <w:jc w:val="center"/>
+        </w:trPr>
+        <w:tc>
+          <w:tcPr>
+            <w:tcW w:w="0" w:type="auto"/>
+            <w:hideMark/>
+          </w:tcPr>
+          <w:p>
+            <w:pPr>
+              <w:spacing w:after="160" w:line="360" w:lineRule="auto"/>
+              <w:rPr>
+                <w:rFonts w:ascii="Times New Roman" w:hAnsi="Times New Roman" w:cs="Times New Roman"/>
+                <w:sz w:val="26"/>
+                <w:szCs w:val="26"/>
+                <w:lang w:val="vi-VN"/>
+              </w:rPr>
+            </w:pPr>
+            <w:r>
+              <w:rPr>
+                <w:rFonts w:ascii="Times New Roman" w:hAnsi="Times New Roman" w:cs="Times New Roman"/>
+                <w:sz w:val="26"/>
+                <w:szCs w:val="26"/>
+              </w:rPr>
+              <w:t>Phát triển mã nguồn</w:t>
+            </w:r>
+          </w:p>
+        </w:tc>
+        <w:tc>
+          <w:tcPr>
+            <w:tcW w:w="1110" w:type="dxa"/>
+            <w:hideMark/>
+          </w:tcPr>
+          <w:p>
+            <w:pPr>
+              <w:spacing w:after="160" w:line="360" w:lineRule="auto"/>
+              <w:rPr>
+                <w:rFonts w:ascii="Times New Roman" w:hAnsi="Times New Roman" w:cs="Times New Roman"/>
+                <w:sz w:val="26"/>
+                <w:szCs w:val="26"/>
+              </w:rPr>
+            </w:pPr>
+            <w:r>
+              <w:rPr>
+                <w:rFonts w:ascii="Times New Roman" w:hAnsi="Times New Roman" w:cs="Times New Roman"/>
+                <w:sz w:val="26"/>
+                <w:szCs w:val="26"/>
+              </w:rPr>
+              <w:t>112 hrs</w:t>
+            </w:r>
+          </w:p>
+        </w:tc>
+        <w:tc>
+          <w:tcPr>
+            <w:tcW w:w="0" w:type="auto"/>
+            <w:hideMark/>
+          </w:tcPr>
+          <w:p>
+            <w:pPr>
+              <w:spacing w:after="160" w:line="360" w:lineRule="auto"/>
+              <w:rPr>
+                <w:rFonts w:ascii="Times New Roman" w:hAnsi="Times New Roman" w:cs="Times New Roman"/>
+                <w:sz w:val="26"/>
+                <w:szCs w:val="26"/>
+              </w:rPr>
+            </w:pPr>
+            <w:r>
+              <w:rPr>
+                <w:rFonts w:ascii="Times New Roman" w:hAnsi="Times New Roman" w:cs="Times New Roman"/>
+                <w:sz w:val="26"/>
+                <w:szCs w:val="26"/>
+              </w:rPr>
+              <w:t>$30.00/hr</w:t>
+            </w:r>
+          </w:p>
+        </w:tc>
+        <w:tc>
+          <w:tcPr>
+            <w:tcW w:w="0" w:type="auto"/>
+            <w:hideMark/>
+          </w:tcPr>
+          <w:p>
+            <w:pPr>
+              <w:spacing w:after="160" w:line="360" w:lineRule="auto"/>
+              <w:rPr>
+                <w:rFonts w:ascii="Times New Roman" w:hAnsi="Times New Roman" w:cs="Times New Roman"/>
+                <w:sz w:val="26"/>
+                <w:szCs w:val="26"/>
+              </w:rPr>
+            </w:pPr>
+            <w:r>
+              <w:rPr>
+                <w:rFonts w:ascii="Times New Roman" w:hAnsi="Times New Roman" w:cs="Times New Roman"/>
+                <w:sz w:val="26"/>
+                <w:szCs w:val="26"/>
+              </w:rPr>
+              <w:t>$3,360.00</w:t>
+            </w:r>
+          </w:p>
+        </w:tc>
+      </w:tr>
+    </w:tbl>
+    <w:p>
+      <w:pPr>
+        <w:spacing w:line="360" w:lineRule="auto"/>
+        <w:rPr>
+          <w:rFonts w:ascii="Times New Roman" w:hAnsi="Times New Roman" w:cs="Times New Roman"/>
+          <w:sz w:val="26"/>
+          <w:szCs w:val="26"/>
+          <w:lang w:val="vi-VN"/>
+        </w:rPr>
+      </w:pPr>
+    </w:p>
+    <w:p>
+      <w:pPr>
+        <w:spacing w:line="360" w:lineRule="auto"/>
+        <w:rPr>
+          <w:rFonts w:ascii="Times New Roman" w:hAnsi="Times New Roman" w:cs="Times New Roman"/>
+          <w:sz w:val="26"/>
+          <w:szCs w:val="26"/>
+          <w:lang w:val="vi-VN"/>
+        </w:rPr>
+      </w:pPr>
+      <w:r>
+        <w:rPr>
+          <w:rFonts w:ascii="Times New Roman" w:hAnsi="Times New Roman" w:cs="Times New Roman"/>
+          <w:sz w:val="26"/>
+          <w:szCs w:val="26"/>
+          <w:lang w:val="vi-VN"/>
+        </w:rPr>
+        <w:t>b. Tổng số giờ làm việc theo kế hoạch và tổng chi phí theo kế hoạch cho tất cả</w:t>
+      </w:r>
+      <w:r>
+        <w:rPr>
+          <w:rFonts w:ascii="Times New Roman" w:hAnsi="Times New Roman" w:cs="Times New Roman"/>
+          <w:sz w:val="26"/>
+          <w:szCs w:val="26"/>
+          <w:lang w:val="vi-VN"/>
+        </w:rPr>
+        <w:t xml:space="preserve"> </w:t>
+      </w:r>
+      <w:r>
+        <w:rPr>
+          <w:rFonts w:ascii="Times New Roman" w:hAnsi="Times New Roman" w:cs="Times New Roman"/>
+          <w:sz w:val="26"/>
+          <w:szCs w:val="26"/>
+          <w:lang w:val="vi-VN"/>
+        </w:rPr>
+        <w:t>những nhiệm vụ mà Sang thực hiện?</w:t>
+      </w:r>
+    </w:p>
+    <w:tbl>
+      <w:tblPr>
+        <w:tblStyle w:val="TableGrid"/>
+        <w:tblW w:w="8859" w:type="dxa"/>
+        <w:jc w:val="center"/>
+        <w:tblLook w:val="04A0" w:firstRow="1" w:lastRow="0" w:firstColumn="1" w:lastColumn="0" w:noHBand="0" w:noVBand="1"/>
+      </w:tblPr>
+      <w:tblGrid>
+        <w:gridCol w:w="3231"/>
+        <w:gridCol w:w="1596"/>
+        <w:gridCol w:w="2005"/>
+        <w:gridCol w:w="2027"/>
+      </w:tblGrid>
+      <w:tr>
+        <w:trPr>
+          <w:trHeight w:val="315"/>
+          <w:jc w:val="center"/>
+        </w:trPr>
+        <w:tc>
+          <w:tcPr>
+            <w:tcW w:w="0" w:type="auto"/>
+            <w:hideMark/>
+          </w:tcPr>
+          <w:p>
+            <w:pPr>
+              <w:spacing w:after="160" w:line="360" w:lineRule="auto"/>
+              <w:rPr>
+                <w:rFonts w:ascii="Times New Roman" w:hAnsi="Times New Roman" w:cs="Times New Roman"/>
+                <w:b/>
+                <w:bCs/>
+                <w:sz w:val="26"/>
+                <w:szCs w:val="26"/>
+              </w:rPr>
+            </w:pPr>
+            <w:r>
+              <w:rPr>
+                <w:rFonts w:ascii="Times New Roman" w:hAnsi="Times New Roman" w:cs="Times New Roman"/>
+                <w:b/>
+                <w:bCs/>
+                <w:sz w:val="26"/>
+                <w:szCs w:val="26"/>
+              </w:rPr>
+              <w:t>Resource Name</w:t>
+            </w:r>
+          </w:p>
+        </w:tc>
+        <w:tc>
+          <w:tcPr>
+            <w:tcW w:w="0" w:type="auto"/>
+            <w:hideMark/>
+          </w:tcPr>
+          <w:p>
+            <w:pPr>
+              <w:spacing w:after="160" w:line="360" w:lineRule="auto"/>
+              <w:rPr>
+                <w:rFonts w:ascii="Times New Roman" w:hAnsi="Times New Roman" w:cs="Times New Roman"/>
+                <w:b/>
+                <w:bCs/>
+                <w:sz w:val="26"/>
+                <w:szCs w:val="26"/>
+              </w:rPr>
+            </w:pPr>
+            <w:r>
+              <w:rPr>
+                <w:rFonts w:ascii="Times New Roman" w:hAnsi="Times New Roman" w:cs="Times New Roman"/>
+                <w:b/>
+                <w:bCs/>
+                <w:sz w:val="26"/>
+                <w:szCs w:val="26"/>
+              </w:rPr>
+              <w:t>Work</w:t>
+            </w:r>
+          </w:p>
+        </w:tc>
+        <w:tc>
+          <w:tcPr>
+            <w:tcW w:w="0" w:type="auto"/>
+            <w:hideMark/>
+          </w:tcPr>
+          <w:p>
+            <w:pPr>
+              <w:spacing w:after="160" w:line="360" w:lineRule="auto"/>
+              <w:rPr>
+                <w:rFonts w:ascii="Times New Roman" w:hAnsi="Times New Roman" w:cs="Times New Roman"/>
+                <w:b/>
+                <w:bCs/>
+                <w:sz w:val="26"/>
+                <w:szCs w:val="26"/>
+              </w:rPr>
+            </w:pPr>
+            <w:r>
+              <w:rPr>
+                <w:rFonts w:ascii="Times New Roman" w:hAnsi="Times New Roman" w:cs="Times New Roman"/>
+                <w:b/>
+                <w:bCs/>
+                <w:sz w:val="26"/>
+                <w:szCs w:val="26"/>
+              </w:rPr>
+              <w:t>Std. Rate</w:t>
+            </w:r>
+          </w:p>
+        </w:tc>
+        <w:tc>
+          <w:tcPr>
+            <w:tcW w:w="0" w:type="auto"/>
+            <w:hideMark/>
+          </w:tcPr>
+          <w:p>
+            <w:pPr>
+              <w:spacing w:after="160" w:line="360" w:lineRule="auto"/>
+              <w:rPr>
+                <w:rFonts w:ascii="Times New Roman" w:hAnsi="Times New Roman" w:cs="Times New Roman"/>
+                <w:b/>
+                <w:bCs/>
+                <w:sz w:val="26"/>
+                <w:szCs w:val="26"/>
+              </w:rPr>
+            </w:pPr>
+            <w:r>
+              <w:rPr>
+                <w:rFonts w:ascii="Times New Roman" w:hAnsi="Times New Roman" w:cs="Times New Roman"/>
+                <w:b/>
+                <w:bCs/>
+                <w:sz w:val="26"/>
+                <w:szCs w:val="26"/>
+              </w:rPr>
+              <w:t>Cost</w:t>
+            </w:r>
+          </w:p>
+        </w:tc>
+      </w:tr>
+      <w:tr>
+        <w:trPr>
+          <w:trHeight w:val="315"/>
+          <w:jc w:val="center"/>
+        </w:trPr>
+        <w:tc>
+          <w:tcPr>
+            <w:tcW w:w="0" w:type="auto"/>
+            <w:hideMark/>
+          </w:tcPr>
+          <w:p>
+            <w:pPr>
+              <w:spacing w:after="160" w:line="360" w:lineRule="auto"/>
+              <w:rPr>
+                <w:rFonts w:ascii="Times New Roman" w:hAnsi="Times New Roman" w:cs="Times New Roman"/>
+                <w:sz w:val="26"/>
+                <w:szCs w:val="26"/>
+              </w:rPr>
+            </w:pPr>
+            <w:r>
+              <w:rPr>
+                <w:rFonts w:ascii="Times New Roman" w:hAnsi="Times New Roman" w:cs="Times New Roman"/>
+                <w:sz w:val="26"/>
+                <w:szCs w:val="26"/>
+              </w:rPr>
+              <w:t>Lâm Thanh Sang</w:t>
+            </w:r>
+          </w:p>
+        </w:tc>
+        <w:tc>
+          <w:tcPr>
+            <w:tcW w:w="0" w:type="auto"/>
+            <w:hideMark/>
+          </w:tcPr>
+          <w:p>
+            <w:pPr>
+              <w:spacing w:after="160" w:line="360" w:lineRule="auto"/>
+              <w:rPr>
+                <w:rFonts w:ascii="Times New Roman" w:hAnsi="Times New Roman" w:cs="Times New Roman"/>
+                <w:sz w:val="26"/>
+                <w:szCs w:val="26"/>
+              </w:rPr>
+            </w:pPr>
+            <w:r>
+              <w:rPr>
+                <w:rFonts w:ascii="Times New Roman" w:hAnsi="Times New Roman" w:cs="Times New Roman"/>
+                <w:sz w:val="26"/>
+                <w:szCs w:val="26"/>
+              </w:rPr>
+              <w:t>128 hrs</w:t>
+            </w:r>
+          </w:p>
+        </w:tc>
+        <w:tc>
+          <w:tcPr>
+            <w:tcW w:w="0" w:type="auto"/>
+            <w:hideMark/>
+          </w:tcPr>
+          <w:p>
+            <w:pPr>
+              <w:spacing w:after="160" w:line="360" w:lineRule="auto"/>
+              <w:rPr>
+                <w:rFonts w:ascii="Times New Roman" w:hAnsi="Times New Roman" w:cs="Times New Roman"/>
+                <w:sz w:val="26"/>
+                <w:szCs w:val="26"/>
+              </w:rPr>
+            </w:pPr>
+          </w:p>
+        </w:tc>
+        <w:tc>
+          <w:tcPr>
+            <w:tcW w:w="0" w:type="auto"/>
+            <w:hideMark/>
+          </w:tcPr>
+          <w:p>
+            <w:pPr>
+              <w:spacing w:after="160" w:line="360" w:lineRule="auto"/>
+              <w:rPr>
+                <w:rFonts w:ascii="Times New Roman" w:hAnsi="Times New Roman" w:cs="Times New Roman"/>
+                <w:sz w:val="26"/>
+                <w:szCs w:val="26"/>
+              </w:rPr>
+            </w:pPr>
+            <w:r>
+              <w:rPr>
+                <w:rFonts w:ascii="Times New Roman" w:hAnsi="Times New Roman" w:cs="Times New Roman"/>
+                <w:sz w:val="26"/>
+                <w:szCs w:val="26"/>
+              </w:rPr>
+              <w:t>$3,840.00</w:t>
+            </w:r>
+          </w:p>
+        </w:tc>
+      </w:tr>
+    </w:tbl>
+    <w:p>
+      <w:pPr>
+        <w:spacing w:line="360" w:lineRule="auto"/>
+        <w:rPr>
+          <w:rFonts w:ascii="Times New Roman" w:hAnsi="Times New Roman" w:cs="Times New Roman"/>
+          <w:sz w:val="26"/>
+          <w:szCs w:val="26"/>
+          <w:lang w:val="vi-VN"/>
+        </w:rPr>
+      </w:pPr>
+    </w:p>
+    <w:p>
+      <w:pPr>
+        <w:spacing w:line="360" w:lineRule="auto"/>
+        <w:rPr>
+          <w:rFonts w:ascii="Times New Roman" w:hAnsi="Times New Roman" w:cs="Times New Roman"/>
+          <w:sz w:val="26"/>
+          <w:szCs w:val="26"/>
+          <w:lang w:val="vi-VN"/>
+        </w:rPr>
+      </w:pPr>
+      <w:r>
+        <w:rPr>
+          <w:rFonts w:ascii="Times New Roman" w:hAnsi="Times New Roman" w:cs="Times New Roman"/>
+          <w:sz w:val="26"/>
+          <w:szCs w:val="26"/>
+          <w:lang w:val="vi-VN"/>
+        </w:rPr>
+        <w:br w:type="page"/>
+      </w:r>
+    </w:p>
+    <w:p>
+      <w:pPr>
+        <w:spacing w:line="360" w:lineRule="auto"/>
+        <w:rPr>
+          <w:rFonts w:ascii="Times New Roman" w:hAnsi="Times New Roman" w:cs="Times New Roman"/>
+          <w:sz w:val="26"/>
+          <w:szCs w:val="26"/>
+          <w:lang w:val="vi-VN"/>
+        </w:rPr>
+      </w:pPr>
+      <w:r>
+        <w:rPr>
+          <w:rFonts w:ascii="Times New Roman" w:hAnsi="Times New Roman" w:cs="Times New Roman"/>
+          <w:sz w:val="26"/>
+          <w:szCs w:val="26"/>
+          <w:lang w:val="vi-VN"/>
+        </w:rPr>
+        <w:lastRenderedPageBreak/>
+        <w:t>3. Với nhiệm vụ “Phát triển mã nguồn”, hãy liệt kê:</w:t>
+      </w:r>
+    </w:p>
+    <w:p>
+      <w:pPr>
+        <w:spacing w:line="360" w:lineRule="auto"/>
+        <w:jc w:val="center"/>
+        <w:rPr>
+          <w:rFonts w:ascii="Times New Roman" w:hAnsi="Times New Roman" w:cs="Times New Roman"/>
+          <w:sz w:val="26"/>
+          <w:szCs w:val="26"/>
+          <w:lang w:val="vi-VN"/>
+        </w:rPr>
+      </w:pPr>
+      <w:r>
+        <w:rPr>
+          <w:rFonts w:ascii="Times New Roman" w:hAnsi="Times New Roman" w:cs="Times New Roman"/>
+          <w:sz w:val="26"/>
+          <w:szCs w:val="26"/>
+          <w:lang w:val="vi-VN"/>
+        </w:rPr>
+        <w:drawing>
+          <wp:inline distT="0" distB="0" distL="0" distR="0" wp14:anchorId="77E88A9C" wp14:editId="2235F6DB">
+            <wp:extent cx="5883965" cy="3464373"/>
+            <wp:effectExtent l="19050" t="19050" r="21590" b="22225"/>
+            <wp:docPr id="17" name="Picture 17"/>
+            <wp:cNvGraphicFramePr>
+              <a:graphicFrameLocks xmlns:a="http://schemas.openxmlformats.org/drawingml/2006/main" noChangeAspect="1"/>
+            </wp:cNvGraphicFramePr>
+            <a:graphic xmlns:a="http://schemas.openxmlformats.org/drawingml/2006/main">
+              <a:graphicData uri="http://schemas.openxmlformats.org/drawingml/2006/picture">
+                <pic:pic xmlns:pic="http://schemas.openxmlformats.org/drawingml/2006/picture">
+                  <pic:nvPicPr>
+                    <pic:cNvPr id="1" name=""/>
+                    <pic:cNvPicPr/>
+                  </pic:nvPicPr>
+                  <pic:blipFill>
+                    <a:blip r:embed="rId7"/>
+                    <a:stretch>
+                      <a:fillRect/>
+                    </a:stretch>
+                  </pic:blipFill>
+                  <pic:spPr>
+                    <a:xfrm>
+                      <a:off x="0" y="0"/>
+                      <a:ext cx="5886606" cy="3465928"/>
+                    </a:xfrm>
+                    <a:prstGeom prst="rect">
+                      <a:avLst/>
+                    </a:prstGeom>
+                    <a:ln>
+                      <a:solidFill>
+                        <a:schemeClr val="accent1"/>
+                      </a:solidFill>
+                    </a:ln>
+                  </pic:spPr>
+                </pic:pic>
+              </a:graphicData>
+            </a:graphic>
+          </wp:inline>
+        </w:drawing>
+      </w:r>
+    </w:p>
+    <w:p>
+      <w:pPr>
+        <w:spacing w:line="360" w:lineRule="auto"/>
+        <w:rPr>
+          <w:rFonts w:ascii="Times New Roman" w:hAnsi="Times New Roman" w:cs="Times New Roman"/>
+          <w:sz w:val="26"/>
+          <w:szCs w:val="26"/>
+          <w:lang w:val="vi-VN"/>
+        </w:rPr>
+      </w:pPr>
+      <w:r>
+        <w:rPr>
+          <w:rFonts w:ascii="Times New Roman" w:hAnsi="Times New Roman" w:cs="Times New Roman"/>
+          <w:sz w:val="26"/>
+          <w:szCs w:val="26"/>
+          <w:lang w:val="vi-VN"/>
+        </w:rPr>
+        <w:t>a. Số giờ làm việc theo kế hoạch, mức lương chuẩn, chi phí theo kế hoạch của từng</w:t>
+      </w:r>
+    </w:p>
+    <w:p>
+      <w:pPr>
+        <w:spacing w:line="360" w:lineRule="auto"/>
+        <w:rPr>
+          <w:rFonts w:ascii="Times New Roman" w:hAnsi="Times New Roman" w:cs="Times New Roman"/>
+          <w:sz w:val="26"/>
+          <w:szCs w:val="26"/>
+          <w:lang w:val="vi-VN"/>
+        </w:rPr>
+      </w:pPr>
+      <w:r>
+        <w:rPr>
+          <w:rFonts w:ascii="Times New Roman" w:hAnsi="Times New Roman" w:cs="Times New Roman"/>
+          <w:sz w:val="26"/>
+          <w:szCs w:val="26"/>
+          <w:lang w:val="vi-VN"/>
+        </w:rPr>
+        <w:t>thành viên thực hiện nhiệm vụ này?</w:t>
+      </w:r>
+    </w:p>
+    <w:tbl>
+      <w:tblPr>
+        <w:tblStyle w:val="TableGrid"/>
+        <w:tblW w:w="0" w:type="auto"/>
+        <w:tblLook w:val="04A0" w:firstRow="1" w:lastRow="0" w:firstColumn="1" w:lastColumn="0" w:noHBand="0" w:noVBand="1"/>
+      </w:tblPr>
+      <w:tblGrid>
+        <w:gridCol w:w="1904"/>
+        <w:gridCol w:w="1044"/>
+        <w:gridCol w:w="1413"/>
+        <w:gridCol w:w="1545"/>
+        <w:gridCol w:w="1539"/>
+        <w:gridCol w:w="1905"/>
+      </w:tblGrid>
+      <w:tr>
+        <w:tc>
+          <w:tcPr>
+            <w:tcW w:w="9350" w:type="dxa"/>
+            <w:gridSpan w:val="6"/>
+          </w:tcPr>
+          <w:p>
+            <w:pPr>
+              <w:spacing w:line="360" w:lineRule="auto"/>
+              <w:jc w:val="center"/>
+              <w:rPr>
+                <w:rFonts w:ascii="Times New Roman" w:hAnsi="Times New Roman" w:cs="Times New Roman"/>
+                <w:b/>
+                <w:bCs/>
+                <w:sz w:val="26"/>
+                <w:szCs w:val="26"/>
+              </w:rPr>
+            </w:pPr>
+            <w:r>
+              <w:rPr>
+                <w:rFonts w:ascii="Times New Roman" w:hAnsi="Times New Roman" w:cs="Times New Roman"/>
+                <w:b/>
+                <w:bCs/>
+                <w:sz w:val="26"/>
+                <w:szCs w:val="26"/>
+              </w:rPr>
+              <w:t>Phát triển mã nguồn</w:t>
+            </w:r>
+          </w:p>
+        </w:tc>
+      </w:tr>
+      <w:tr>
+        <w:tc>
+          <w:tcPr>
+            <w:tcW w:w="1904" w:type="dxa"/>
+            <w:hideMark/>
+          </w:tcPr>
+          <w:p>
+            <w:pPr>
+              <w:spacing w:after="160" w:line="360" w:lineRule="auto"/>
+              <w:rPr>
+                <w:rFonts w:ascii="Times New Roman" w:hAnsi="Times New Roman" w:cs="Times New Roman"/>
+                <w:b/>
+                <w:bCs/>
+                <w:sz w:val="26"/>
+                <w:szCs w:val="26"/>
+              </w:rPr>
+            </w:pPr>
+            <w:r>
+              <w:rPr>
+                <w:rFonts w:ascii="Times New Roman" w:hAnsi="Times New Roman" w:cs="Times New Roman"/>
+                <w:b/>
+                <w:bCs/>
+                <w:sz w:val="26"/>
+                <w:szCs w:val="26"/>
+              </w:rPr>
+              <w:t>Task Name</w:t>
+            </w:r>
+          </w:p>
+        </w:tc>
+        <w:tc>
+          <w:tcPr>
+            <w:tcW w:w="1044" w:type="dxa"/>
+            <w:hideMark/>
+          </w:tcPr>
+          <w:p>
+            <w:pPr>
+              <w:spacing w:after="160" w:line="360" w:lineRule="auto"/>
+              <w:rPr>
+                <w:rFonts w:ascii="Times New Roman" w:hAnsi="Times New Roman" w:cs="Times New Roman"/>
+                <w:b/>
+                <w:bCs/>
+                <w:sz w:val="26"/>
+                <w:szCs w:val="26"/>
+              </w:rPr>
+            </w:pPr>
+            <w:r>
+              <w:rPr>
+                <w:rFonts w:ascii="Times New Roman" w:hAnsi="Times New Roman" w:cs="Times New Roman"/>
+                <w:b/>
+                <w:bCs/>
+                <w:sz w:val="26"/>
+                <w:szCs w:val="26"/>
+              </w:rPr>
+              <w:t>Work</w:t>
+            </w:r>
+          </w:p>
+        </w:tc>
+        <w:tc>
+          <w:tcPr>
+            <w:tcW w:w="1413" w:type="dxa"/>
+            <w:hideMark/>
+          </w:tcPr>
+          <w:p>
+            <w:pPr>
+              <w:spacing w:after="160" w:line="360" w:lineRule="auto"/>
+              <w:rPr>
+                <w:rFonts w:ascii="Times New Roman" w:hAnsi="Times New Roman" w:cs="Times New Roman"/>
+                <w:b/>
+                <w:bCs/>
+                <w:sz w:val="26"/>
+                <w:szCs w:val="26"/>
+              </w:rPr>
+            </w:pPr>
+            <w:r>
+              <w:rPr>
+                <w:rFonts w:ascii="Times New Roman" w:hAnsi="Times New Roman" w:cs="Times New Roman"/>
+                <w:b/>
+                <w:bCs/>
+                <w:sz w:val="26"/>
+                <w:szCs w:val="26"/>
+              </w:rPr>
+              <w:t>Duration</w:t>
+            </w:r>
+          </w:p>
+        </w:tc>
+        <w:tc>
+          <w:tcPr>
+            <w:tcW w:w="1545" w:type="dxa"/>
+            <w:hideMark/>
+          </w:tcPr>
+          <w:p>
+            <w:pPr>
+              <w:spacing w:after="160" w:line="360" w:lineRule="auto"/>
+              <w:rPr>
+                <w:rFonts w:ascii="Times New Roman" w:hAnsi="Times New Roman" w:cs="Times New Roman"/>
+                <w:b/>
+                <w:bCs/>
+                <w:sz w:val="26"/>
+                <w:szCs w:val="26"/>
+              </w:rPr>
+            </w:pPr>
+            <w:r>
+              <w:rPr>
+                <w:rFonts w:ascii="Times New Roman" w:hAnsi="Times New Roman" w:cs="Times New Roman"/>
+                <w:b/>
+                <w:bCs/>
+                <w:sz w:val="26"/>
+                <w:szCs w:val="26"/>
+              </w:rPr>
+              <w:t>Start</w:t>
+            </w:r>
+          </w:p>
+        </w:tc>
+        <w:tc>
+          <w:tcPr>
+            <w:tcW w:w="1539" w:type="dxa"/>
+            <w:hideMark/>
+          </w:tcPr>
+          <w:p>
+            <w:pPr>
+              <w:spacing w:after="160" w:line="360" w:lineRule="auto"/>
+              <w:rPr>
+                <w:rFonts w:ascii="Times New Roman" w:hAnsi="Times New Roman" w:cs="Times New Roman"/>
+                <w:b/>
+                <w:bCs/>
+                <w:sz w:val="26"/>
+                <w:szCs w:val="26"/>
+              </w:rPr>
+            </w:pPr>
+            <w:r>
+              <w:rPr>
+                <w:rFonts w:ascii="Times New Roman" w:hAnsi="Times New Roman" w:cs="Times New Roman"/>
+                <w:b/>
+                <w:bCs/>
+                <w:sz w:val="26"/>
+                <w:szCs w:val="26"/>
+              </w:rPr>
+              <w:t>Finish</w:t>
+            </w:r>
+          </w:p>
+        </w:tc>
+        <w:tc>
+          <w:tcPr>
+            <w:tcW w:w="1905" w:type="dxa"/>
+            <w:hideMark/>
+          </w:tcPr>
+          <w:p>
+            <w:pPr>
+              <w:spacing w:after="160" w:line="360" w:lineRule="auto"/>
+              <w:rPr>
+                <w:rFonts w:ascii="Times New Roman" w:hAnsi="Times New Roman" w:cs="Times New Roman"/>
+                <w:b/>
+                <w:bCs/>
+                <w:sz w:val="26"/>
+                <w:szCs w:val="26"/>
+              </w:rPr>
+            </w:pPr>
+            <w:r>
+              <w:rPr>
+                <w:rFonts w:ascii="Times New Roman" w:hAnsi="Times New Roman" w:cs="Times New Roman"/>
+                <w:b/>
+                <w:bCs/>
+                <w:sz w:val="26"/>
+                <w:szCs w:val="26"/>
+              </w:rPr>
+              <w:t>Cost</w:t>
+            </w:r>
+          </w:p>
+        </w:tc>
+      </w:tr>
+      <w:tr>
+        <w:tc>
+          <w:tcPr>
+            <w:tcW w:w="1904" w:type="dxa"/>
+            <w:hideMark/>
+          </w:tcPr>
+          <w:p>
+            <w:pPr>
+              <w:spacing w:after="160" w:line="360" w:lineRule="auto"/>
+              <w:rPr>
+                <w:rFonts w:ascii="Times New Roman" w:hAnsi="Times New Roman" w:cs="Times New Roman"/>
+                <w:sz w:val="26"/>
+                <w:szCs w:val="26"/>
+              </w:rPr>
+            </w:pPr>
+            <w:r>
+              <w:rPr>
+                <w:rFonts w:ascii="Times New Roman" w:hAnsi="Times New Roman" w:cs="Times New Roman"/>
+                <w:i/>
+                <w:iCs/>
+                <w:sz w:val="26"/>
+                <w:szCs w:val="26"/>
+              </w:rPr>
+              <w:t xml:space="preserve">   Lâm Thanh Sang</w:t>
+            </w:r>
+          </w:p>
+        </w:tc>
+        <w:tc>
+          <w:tcPr>
+            <w:tcW w:w="1044" w:type="dxa"/>
+            <w:hideMark/>
+          </w:tcPr>
+          <w:p>
+            <w:pPr>
+              <w:spacing w:after="160" w:line="360" w:lineRule="auto"/>
+              <w:rPr>
+                <w:rFonts w:ascii="Times New Roman" w:hAnsi="Times New Roman" w:cs="Times New Roman"/>
+                <w:sz w:val="26"/>
+                <w:szCs w:val="26"/>
+              </w:rPr>
+            </w:pPr>
+            <w:r>
+              <w:rPr>
+                <w:rFonts w:ascii="Times New Roman" w:hAnsi="Times New Roman" w:cs="Times New Roman"/>
+                <w:i/>
+                <w:iCs/>
+                <w:sz w:val="26"/>
+                <w:szCs w:val="26"/>
+              </w:rPr>
+              <w:t>120 hrs</w:t>
+            </w:r>
+          </w:p>
+        </w:tc>
+        <w:tc>
+          <w:tcPr>
+            <w:tcW w:w="1413" w:type="dxa"/>
+            <w:hideMark/>
+          </w:tcPr>
+          <w:p>
+            <w:pPr>
+              <w:spacing w:after="160" w:line="360" w:lineRule="auto"/>
+              <w:rPr>
+                <w:rFonts w:ascii="Times New Roman" w:hAnsi="Times New Roman" w:cs="Times New Roman"/>
+                <w:sz w:val="26"/>
+                <w:szCs w:val="26"/>
+              </w:rPr>
+            </w:pPr>
+          </w:p>
+        </w:tc>
+        <w:tc>
+          <w:tcPr>
+            <w:tcW w:w="1545" w:type="dxa"/>
+            <w:hideMark/>
+          </w:tcPr>
+          <w:p>
+            <w:pPr>
+              <w:spacing w:after="160" w:line="360" w:lineRule="auto"/>
+              <w:rPr>
+                <w:rFonts w:ascii="Times New Roman" w:hAnsi="Times New Roman" w:cs="Times New Roman"/>
+                <w:sz w:val="26"/>
+                <w:szCs w:val="26"/>
+              </w:rPr>
+            </w:pPr>
+            <w:r>
+              <w:rPr>
+                <w:rFonts w:ascii="Times New Roman" w:hAnsi="Times New Roman" w:cs="Times New Roman"/>
+                <w:i/>
+                <w:iCs/>
+                <w:sz w:val="26"/>
+                <w:szCs w:val="26"/>
+              </w:rPr>
+              <w:t>Mon 21/02/22</w:t>
+            </w:r>
+          </w:p>
+        </w:tc>
+        <w:tc>
+          <w:tcPr>
+            <w:tcW w:w="1539" w:type="dxa"/>
+            <w:hideMark/>
+          </w:tcPr>
+          <w:p>
+            <w:pPr>
+              <w:spacing w:after="160" w:line="360" w:lineRule="auto"/>
+              <w:rPr>
+                <w:rFonts w:ascii="Times New Roman" w:hAnsi="Times New Roman" w:cs="Times New Roman"/>
+                <w:sz w:val="26"/>
+                <w:szCs w:val="26"/>
+              </w:rPr>
+            </w:pPr>
+            <w:r>
+              <w:rPr>
+                <w:rFonts w:ascii="Times New Roman" w:hAnsi="Times New Roman" w:cs="Times New Roman"/>
+                <w:i/>
+                <w:iCs/>
+                <w:sz w:val="26"/>
+                <w:szCs w:val="26"/>
+              </w:rPr>
+              <w:t>Fri 11/03/22</w:t>
+            </w:r>
+          </w:p>
+        </w:tc>
+        <w:tc>
+          <w:tcPr>
+            <w:tcW w:w="1905" w:type="dxa"/>
+            <w:hideMark/>
+          </w:tcPr>
+          <w:p>
+            <w:pPr>
+              <w:spacing w:after="160" w:line="360" w:lineRule="auto"/>
+              <w:rPr>
+                <w:rFonts w:ascii="Times New Roman" w:hAnsi="Times New Roman" w:cs="Times New Roman"/>
+                <w:sz w:val="26"/>
+                <w:szCs w:val="26"/>
+              </w:rPr>
+            </w:pPr>
+            <w:r>
+              <w:rPr>
+                <w:rFonts w:ascii="Times New Roman" w:hAnsi="Times New Roman" w:cs="Times New Roman"/>
+                <w:i/>
+                <w:iCs/>
+                <w:sz w:val="26"/>
+                <w:szCs w:val="26"/>
+              </w:rPr>
+              <w:t>$3.600,00</w:t>
+            </w:r>
+          </w:p>
+        </w:tc>
+      </w:tr>
+      <w:tr>
+        <w:tc>
+          <w:tcPr>
+            <w:tcW w:w="1904" w:type="dxa"/>
+            <w:hideMark/>
+          </w:tcPr>
+          <w:p>
+            <w:pPr>
+              <w:spacing w:after="160" w:line="360" w:lineRule="auto"/>
+              <w:rPr>
+                <w:rFonts w:ascii="Times New Roman" w:hAnsi="Times New Roman" w:cs="Times New Roman"/>
+                <w:sz w:val="26"/>
+                <w:szCs w:val="26"/>
+              </w:rPr>
+            </w:pPr>
+            <w:r>
+              <w:rPr>
+                <w:rFonts w:ascii="Times New Roman" w:hAnsi="Times New Roman" w:cs="Times New Roman"/>
+                <w:i/>
+                <w:iCs/>
+                <w:sz w:val="26"/>
+                <w:szCs w:val="26"/>
+              </w:rPr>
+              <w:t xml:space="preserve">   Huỳnh Tấn Phát</w:t>
+            </w:r>
+          </w:p>
+        </w:tc>
+        <w:tc>
+          <w:tcPr>
+            <w:tcW w:w="1044" w:type="dxa"/>
+            <w:hideMark/>
+          </w:tcPr>
+          <w:p>
+            <w:pPr>
+              <w:spacing w:after="160" w:line="360" w:lineRule="auto"/>
+              <w:rPr>
+                <w:rFonts w:ascii="Times New Roman" w:hAnsi="Times New Roman" w:cs="Times New Roman"/>
+                <w:sz w:val="26"/>
+                <w:szCs w:val="26"/>
+              </w:rPr>
+            </w:pPr>
+            <w:r>
+              <w:rPr>
+                <w:rFonts w:ascii="Times New Roman" w:hAnsi="Times New Roman" w:cs="Times New Roman"/>
+                <w:i/>
+                <w:iCs/>
+                <w:sz w:val="26"/>
+                <w:szCs w:val="26"/>
+              </w:rPr>
+              <w:t>120 hrs</w:t>
+            </w:r>
+          </w:p>
+        </w:tc>
+        <w:tc>
+          <w:tcPr>
+            <w:tcW w:w="1413" w:type="dxa"/>
+            <w:hideMark/>
+          </w:tcPr>
+          <w:p>
+            <w:pPr>
+              <w:spacing w:after="160" w:line="360" w:lineRule="auto"/>
+              <w:rPr>
+                <w:rFonts w:ascii="Times New Roman" w:hAnsi="Times New Roman" w:cs="Times New Roman"/>
+                <w:sz w:val="26"/>
+                <w:szCs w:val="26"/>
+              </w:rPr>
+            </w:pPr>
+          </w:p>
+        </w:tc>
+        <w:tc>
+          <w:tcPr>
+            <w:tcW w:w="1545" w:type="dxa"/>
+            <w:hideMark/>
+          </w:tcPr>
+          <w:p>
+            <w:pPr>
+              <w:spacing w:after="160" w:line="360" w:lineRule="auto"/>
+              <w:rPr>
+                <w:rFonts w:ascii="Times New Roman" w:hAnsi="Times New Roman" w:cs="Times New Roman"/>
+                <w:sz w:val="26"/>
+                <w:szCs w:val="26"/>
+              </w:rPr>
+            </w:pPr>
+            <w:r>
+              <w:rPr>
+                <w:rFonts w:ascii="Times New Roman" w:hAnsi="Times New Roman" w:cs="Times New Roman"/>
+                <w:i/>
+                <w:iCs/>
+                <w:sz w:val="26"/>
+                <w:szCs w:val="26"/>
+              </w:rPr>
+              <w:t>Mon 21/02/22</w:t>
+            </w:r>
+          </w:p>
+        </w:tc>
+        <w:tc>
+          <w:tcPr>
+            <w:tcW w:w="1539" w:type="dxa"/>
+            <w:hideMark/>
+          </w:tcPr>
+          <w:p>
+            <w:pPr>
+              <w:spacing w:after="160" w:line="360" w:lineRule="auto"/>
+              <w:rPr>
+                <w:rFonts w:ascii="Times New Roman" w:hAnsi="Times New Roman" w:cs="Times New Roman"/>
+                <w:sz w:val="26"/>
+                <w:szCs w:val="26"/>
+              </w:rPr>
+            </w:pPr>
+            <w:r>
+              <w:rPr>
+                <w:rFonts w:ascii="Times New Roman" w:hAnsi="Times New Roman" w:cs="Times New Roman"/>
+                <w:i/>
+                <w:iCs/>
+                <w:sz w:val="26"/>
+                <w:szCs w:val="26"/>
+              </w:rPr>
+              <w:t>Fri 11/03/22</w:t>
+            </w:r>
+          </w:p>
+        </w:tc>
+        <w:tc>
+          <w:tcPr>
+            <w:tcW w:w="1905" w:type="dxa"/>
+            <w:hideMark/>
+          </w:tcPr>
+          <w:p>
+            <w:pPr>
+              <w:spacing w:after="160" w:line="360" w:lineRule="auto"/>
+              <w:rPr>
+                <w:rFonts w:ascii="Times New Roman" w:hAnsi="Times New Roman" w:cs="Times New Roman"/>
+                <w:sz w:val="26"/>
+                <w:szCs w:val="26"/>
+              </w:rPr>
+            </w:pPr>
+            <w:r>
+              <w:rPr>
+                <w:rFonts w:ascii="Times New Roman" w:hAnsi="Times New Roman" w:cs="Times New Roman"/>
+                <w:i/>
+                <w:iCs/>
+                <w:sz w:val="26"/>
+                <w:szCs w:val="26"/>
+              </w:rPr>
+              <w:t>$3.600,00</w:t>
+            </w:r>
+          </w:p>
+        </w:tc>
+      </w:tr>
+      <w:tr>
+        <w:tc>
+          <w:tcPr>
+            <w:tcW w:w="1904" w:type="dxa"/>
+            <w:hideMark/>
+          </w:tcPr>
+          <w:p>
+            <w:pPr>
+              <w:spacing w:after="160" w:line="360" w:lineRule="auto"/>
+              <w:rPr>
+                <w:rFonts w:ascii="Times New Roman" w:hAnsi="Times New Roman" w:cs="Times New Roman"/>
+                <w:sz w:val="26"/>
+                <w:szCs w:val="26"/>
+              </w:rPr>
+            </w:pPr>
+            <w:r>
+              <w:rPr>
+                <w:rFonts w:ascii="Times New Roman" w:hAnsi="Times New Roman" w:cs="Times New Roman"/>
+                <w:i/>
+                <w:iCs/>
+                <w:sz w:val="26"/>
+                <w:szCs w:val="26"/>
+              </w:rPr>
+              <w:t xml:space="preserve">   Đỗ Tiến Hoàng</w:t>
+            </w:r>
+          </w:p>
+        </w:tc>
+        <w:tc>
+          <w:tcPr>
+            <w:tcW w:w="1044" w:type="dxa"/>
+            <w:hideMark/>
+          </w:tcPr>
+          <w:p>
+            <w:pPr>
+              <w:spacing w:after="160" w:line="360" w:lineRule="auto"/>
+              <w:rPr>
+                <w:rFonts w:ascii="Times New Roman" w:hAnsi="Times New Roman" w:cs="Times New Roman"/>
+                <w:sz w:val="26"/>
+                <w:szCs w:val="26"/>
+              </w:rPr>
+            </w:pPr>
+            <w:r>
+              <w:rPr>
+                <w:rFonts w:ascii="Times New Roman" w:hAnsi="Times New Roman" w:cs="Times New Roman"/>
+                <w:i/>
+                <w:iCs/>
+                <w:sz w:val="26"/>
+                <w:szCs w:val="26"/>
+              </w:rPr>
+              <w:t>120 hrs</w:t>
+            </w:r>
+          </w:p>
+        </w:tc>
+        <w:tc>
+          <w:tcPr>
+            <w:tcW w:w="1413" w:type="dxa"/>
+            <w:hideMark/>
+          </w:tcPr>
+          <w:p>
+            <w:pPr>
+              <w:spacing w:after="160" w:line="360" w:lineRule="auto"/>
+              <w:rPr>
+                <w:rFonts w:ascii="Times New Roman" w:hAnsi="Times New Roman" w:cs="Times New Roman"/>
+                <w:sz w:val="26"/>
+                <w:szCs w:val="26"/>
+              </w:rPr>
+            </w:pPr>
+          </w:p>
+        </w:tc>
+        <w:tc>
+          <w:tcPr>
+            <w:tcW w:w="1545" w:type="dxa"/>
+            <w:hideMark/>
+          </w:tcPr>
+          <w:p>
+            <w:pPr>
+              <w:spacing w:after="160" w:line="360" w:lineRule="auto"/>
+              <w:rPr>
+                <w:rFonts w:ascii="Times New Roman" w:hAnsi="Times New Roman" w:cs="Times New Roman"/>
+                <w:sz w:val="26"/>
+                <w:szCs w:val="26"/>
+              </w:rPr>
+            </w:pPr>
+            <w:r>
+              <w:rPr>
+                <w:rFonts w:ascii="Times New Roman" w:hAnsi="Times New Roman" w:cs="Times New Roman"/>
+                <w:i/>
+                <w:iCs/>
+                <w:sz w:val="26"/>
+                <w:szCs w:val="26"/>
+              </w:rPr>
+              <w:t>Mon 21/02/22</w:t>
+            </w:r>
+          </w:p>
+        </w:tc>
+        <w:tc>
+          <w:tcPr>
+            <w:tcW w:w="1539" w:type="dxa"/>
+            <w:hideMark/>
+          </w:tcPr>
+          <w:p>
+            <w:pPr>
+              <w:spacing w:after="160" w:line="360" w:lineRule="auto"/>
+              <w:rPr>
+                <w:rFonts w:ascii="Times New Roman" w:hAnsi="Times New Roman" w:cs="Times New Roman"/>
+                <w:sz w:val="26"/>
+                <w:szCs w:val="26"/>
+              </w:rPr>
+            </w:pPr>
+            <w:r>
+              <w:rPr>
+                <w:rFonts w:ascii="Times New Roman" w:hAnsi="Times New Roman" w:cs="Times New Roman"/>
+                <w:i/>
+                <w:iCs/>
+                <w:sz w:val="26"/>
+                <w:szCs w:val="26"/>
+              </w:rPr>
+              <w:t>Fri 11/03/22</w:t>
+            </w:r>
+          </w:p>
+        </w:tc>
+        <w:tc>
+          <w:tcPr>
+            <w:tcW w:w="1905" w:type="dxa"/>
+            <w:hideMark/>
+          </w:tcPr>
+          <w:p>
+            <w:pPr>
+              <w:spacing w:after="160" w:line="360" w:lineRule="auto"/>
+              <w:rPr>
+                <w:rFonts w:ascii="Times New Roman" w:hAnsi="Times New Roman" w:cs="Times New Roman"/>
+                <w:sz w:val="26"/>
+                <w:szCs w:val="26"/>
+              </w:rPr>
+            </w:pPr>
+            <w:r>
+              <w:rPr>
+                <w:rFonts w:ascii="Times New Roman" w:hAnsi="Times New Roman" w:cs="Times New Roman"/>
+                <w:i/>
+                <w:iCs/>
+                <w:sz w:val="26"/>
+                <w:szCs w:val="26"/>
+              </w:rPr>
+              <w:t>$3.600,00</w:t>
+            </w:r>
+          </w:p>
+        </w:tc>
+      </w:tr>
+    </w:tbl>
+    <w:p>
+      <w:pPr>
+        <w:spacing w:line="360" w:lineRule="auto"/>
+        <w:rPr>
+          <w:rFonts w:ascii="Times New Roman" w:hAnsi="Times New Roman" w:cs="Times New Roman"/>
+          <w:sz w:val="26"/>
+          <w:szCs w:val="26"/>
+          <w:lang w:val="vi-VN"/>
+        </w:rPr>
+      </w:pPr>
+    </w:p>
+    <w:p>
+      <w:pPr>
+        <w:spacing w:line="360" w:lineRule="auto"/>
+        <w:rPr>
+          <w:rFonts w:ascii="Times New Roman" w:hAnsi="Times New Roman" w:cs="Times New Roman"/>
+          <w:sz w:val="26"/>
+          <w:szCs w:val="26"/>
+          <w:lang w:val="vi-VN"/>
+        </w:rPr>
+      </w:pPr>
+    </w:p>
+    <w:p>
+      <w:pPr>
+        <w:spacing w:line="360" w:lineRule="auto"/>
+        <w:rPr>
+          <w:rFonts w:ascii="Times New Roman" w:hAnsi="Times New Roman" w:cs="Times New Roman"/>
+          <w:sz w:val="26"/>
+          <w:szCs w:val="26"/>
+          <w:lang w:val="vi-VN"/>
+        </w:rPr>
+      </w:pPr>
+      <w:r>
+        <w:rPr>
+          <w:rFonts w:ascii="Times New Roman" w:hAnsi="Times New Roman" w:cs="Times New Roman"/>
+          <w:sz w:val="26"/>
+          <w:szCs w:val="26"/>
+          <w:lang w:val="vi-VN"/>
+        </w:rPr>
+        <w:lastRenderedPageBreak/>
+        <w:t>b. Tổng số giờ làm việc theo kế hoạch và tổng chi phí theo kế hoạch để thực hiện</w:t>
+      </w:r>
+    </w:p>
+    <w:p>
+      <w:pPr>
+        <w:spacing w:line="360" w:lineRule="auto"/>
+        <w:rPr>
+          <w:rFonts w:ascii="Times New Roman" w:hAnsi="Times New Roman" w:cs="Times New Roman"/>
+          <w:sz w:val="26"/>
+          <w:szCs w:val="26"/>
+          <w:lang w:val="vi-VN"/>
+        </w:rPr>
+      </w:pPr>
+      <w:r>
+        <w:rPr>
+          <w:rFonts w:ascii="Times New Roman" w:hAnsi="Times New Roman" w:cs="Times New Roman"/>
+          <w:sz w:val="26"/>
+          <w:szCs w:val="26"/>
+          <w:lang w:val="vi-VN"/>
+        </w:rPr>
+        <w:t>nhiệm vụ này?</w:t>
+      </w:r>
+    </w:p>
+    <w:tbl>
+      <w:tblPr>
+        <w:tblStyle w:val="TableGrid"/>
+        <w:tblW w:w="0" w:type="auto"/>
+        <w:tblLook w:val="04A0" w:firstRow="1" w:lastRow="0" w:firstColumn="1" w:lastColumn="0" w:noHBand="0" w:noVBand="1"/>
+      </w:tblPr>
+      <w:tblGrid>
+        <w:gridCol w:w="1904"/>
+        <w:gridCol w:w="1044"/>
+        <w:gridCol w:w="1413"/>
+        <w:gridCol w:w="1545"/>
+        <w:gridCol w:w="1539"/>
+        <w:gridCol w:w="1905"/>
+      </w:tblGrid>
+      <w:tr>
+        <w:tc>
+          <w:tcPr>
+            <w:tcW w:w="1904" w:type="dxa"/>
+            <w:hideMark/>
+          </w:tcPr>
+          <w:p>
+            <w:pPr>
+              <w:spacing w:after="160" w:line="360" w:lineRule="auto"/>
+              <w:rPr>
+                <w:rFonts w:ascii="Times New Roman" w:hAnsi="Times New Roman" w:cs="Times New Roman"/>
+                <w:b/>
+                <w:bCs/>
+                <w:sz w:val="26"/>
+                <w:szCs w:val="26"/>
+              </w:rPr>
+            </w:pPr>
+            <w:r>
+              <w:rPr>
+                <w:rFonts w:ascii="Times New Roman" w:hAnsi="Times New Roman" w:cs="Times New Roman"/>
+                <w:b/>
+                <w:bCs/>
+                <w:sz w:val="26"/>
+                <w:szCs w:val="26"/>
+              </w:rPr>
+              <w:t>Task Name</w:t>
+            </w:r>
+          </w:p>
+        </w:tc>
+        <w:tc>
+          <w:tcPr>
+            <w:tcW w:w="1044" w:type="dxa"/>
+            <w:hideMark/>
+          </w:tcPr>
+          <w:p>
+            <w:pPr>
+              <w:spacing w:after="160" w:line="360" w:lineRule="auto"/>
+              <w:rPr>
+                <w:rFonts w:ascii="Times New Roman" w:hAnsi="Times New Roman" w:cs="Times New Roman"/>
+                <w:b/>
+                <w:bCs/>
+                <w:sz w:val="26"/>
+                <w:szCs w:val="26"/>
+              </w:rPr>
+            </w:pPr>
+            <w:r>
+              <w:rPr>
+                <w:rFonts w:ascii="Times New Roman" w:hAnsi="Times New Roman" w:cs="Times New Roman"/>
+                <w:b/>
+                <w:bCs/>
+                <w:sz w:val="26"/>
+                <w:szCs w:val="26"/>
+              </w:rPr>
+              <w:t>Work</w:t>
+            </w:r>
+          </w:p>
+        </w:tc>
+        <w:tc>
+          <w:tcPr>
+            <w:tcW w:w="1413" w:type="dxa"/>
+            <w:hideMark/>
+          </w:tcPr>
+          <w:p>
+            <w:pPr>
+              <w:spacing w:after="160" w:line="360" w:lineRule="auto"/>
+              <w:rPr>
+                <w:rFonts w:ascii="Times New Roman" w:hAnsi="Times New Roman" w:cs="Times New Roman"/>
+                <w:b/>
+                <w:bCs/>
+                <w:sz w:val="26"/>
+                <w:szCs w:val="26"/>
+              </w:rPr>
+            </w:pPr>
+            <w:r>
+              <w:rPr>
+                <w:rFonts w:ascii="Times New Roman" w:hAnsi="Times New Roman" w:cs="Times New Roman"/>
+                <w:b/>
+                <w:bCs/>
+                <w:sz w:val="26"/>
+                <w:szCs w:val="26"/>
+              </w:rPr>
+              <w:t>Duration</w:t>
+            </w:r>
+          </w:p>
+        </w:tc>
+        <w:tc>
+          <w:tcPr>
+            <w:tcW w:w="1545" w:type="dxa"/>
+            <w:hideMark/>
+          </w:tcPr>
+          <w:p>
+            <w:pPr>
+              <w:spacing w:after="160" w:line="360" w:lineRule="auto"/>
+              <w:rPr>
+                <w:rFonts w:ascii="Times New Roman" w:hAnsi="Times New Roman" w:cs="Times New Roman"/>
+                <w:b/>
+                <w:bCs/>
+                <w:sz w:val="26"/>
+                <w:szCs w:val="26"/>
+              </w:rPr>
+            </w:pPr>
+            <w:r>
+              <w:rPr>
+                <w:rFonts w:ascii="Times New Roman" w:hAnsi="Times New Roman" w:cs="Times New Roman"/>
+                <w:b/>
+                <w:bCs/>
+                <w:sz w:val="26"/>
+                <w:szCs w:val="26"/>
+              </w:rPr>
+              <w:t>Start</w:t>
+            </w:r>
+          </w:p>
+        </w:tc>
+        <w:tc>
+          <w:tcPr>
+            <w:tcW w:w="1539" w:type="dxa"/>
+            <w:hideMark/>
+          </w:tcPr>
+          <w:p>
+            <w:pPr>
+              <w:spacing w:after="160" w:line="360" w:lineRule="auto"/>
+              <w:rPr>
+                <w:rFonts w:ascii="Times New Roman" w:hAnsi="Times New Roman" w:cs="Times New Roman"/>
+                <w:b/>
+                <w:bCs/>
+                <w:sz w:val="26"/>
+                <w:szCs w:val="26"/>
+              </w:rPr>
+            </w:pPr>
+            <w:r>
+              <w:rPr>
+                <w:rFonts w:ascii="Times New Roman" w:hAnsi="Times New Roman" w:cs="Times New Roman"/>
+                <w:b/>
+                <w:bCs/>
+                <w:sz w:val="26"/>
+                <w:szCs w:val="26"/>
+              </w:rPr>
+              <w:t>Finish</w:t>
+            </w:r>
+          </w:p>
+        </w:tc>
+        <w:tc>
+          <w:tcPr>
+            <w:tcW w:w="1905" w:type="dxa"/>
+            <w:hideMark/>
+          </w:tcPr>
+          <w:p>
+            <w:pPr>
+              <w:spacing w:after="160" w:line="360" w:lineRule="auto"/>
+              <w:rPr>
+                <w:rFonts w:ascii="Times New Roman" w:hAnsi="Times New Roman" w:cs="Times New Roman"/>
+                <w:b/>
+                <w:bCs/>
+                <w:sz w:val="26"/>
+                <w:szCs w:val="26"/>
+              </w:rPr>
+            </w:pPr>
+            <w:r>
+              <w:rPr>
+                <w:rFonts w:ascii="Times New Roman" w:hAnsi="Times New Roman" w:cs="Times New Roman"/>
+                <w:b/>
+                <w:bCs/>
+                <w:sz w:val="26"/>
+                <w:szCs w:val="26"/>
+              </w:rPr>
+              <w:t>Cost</w:t>
+            </w:r>
+          </w:p>
+        </w:tc>
+      </w:tr>
+      <w:tr>
+        <w:tc>
+          <w:tcPr>
+            <w:tcW w:w="1904" w:type="dxa"/>
+            <w:hideMark/>
+          </w:tcPr>
+          <w:p>
+            <w:pPr>
+              <w:spacing w:after="160" w:line="360" w:lineRule="auto"/>
+              <w:rPr>
+                <w:rFonts w:ascii="Times New Roman" w:hAnsi="Times New Roman" w:cs="Times New Roman"/>
+                <w:sz w:val="26"/>
+                <w:szCs w:val="26"/>
+              </w:rPr>
+            </w:pPr>
+            <w:r>
+              <w:rPr>
+                <w:rFonts w:ascii="Times New Roman" w:hAnsi="Times New Roman" w:cs="Times New Roman"/>
+                <w:sz w:val="26"/>
+                <w:szCs w:val="26"/>
+              </w:rPr>
+              <w:t>Phát triển mã nguồn</w:t>
+            </w:r>
+          </w:p>
+        </w:tc>
+        <w:tc>
+          <w:tcPr>
+            <w:tcW w:w="1044" w:type="dxa"/>
+            <w:hideMark/>
+          </w:tcPr>
+          <w:p>
+            <w:pPr>
+              <w:spacing w:after="160" w:line="360" w:lineRule="auto"/>
+              <w:rPr>
+                <w:rFonts w:ascii="Times New Roman" w:hAnsi="Times New Roman" w:cs="Times New Roman"/>
+                <w:sz w:val="26"/>
+                <w:szCs w:val="26"/>
+              </w:rPr>
+            </w:pPr>
+            <w:r>
+              <w:rPr>
+                <w:rFonts w:ascii="Times New Roman" w:hAnsi="Times New Roman" w:cs="Times New Roman"/>
+                <w:sz w:val="26"/>
+                <w:szCs w:val="26"/>
+              </w:rPr>
+              <w:t>360 hrs</w:t>
+            </w:r>
+          </w:p>
+        </w:tc>
+        <w:tc>
+          <w:tcPr>
+            <w:tcW w:w="1413" w:type="dxa"/>
+            <w:hideMark/>
+          </w:tcPr>
+          <w:p>
+            <w:pPr>
+              <w:spacing w:after="160" w:line="360" w:lineRule="auto"/>
+              <w:rPr>
+                <w:rFonts w:ascii="Times New Roman" w:hAnsi="Times New Roman" w:cs="Times New Roman"/>
+                <w:sz w:val="26"/>
+                <w:szCs w:val="26"/>
+              </w:rPr>
+            </w:pPr>
+            <w:r>
+              <w:rPr>
+                <w:rFonts w:ascii="Times New Roman" w:hAnsi="Times New Roman" w:cs="Times New Roman"/>
+                <w:sz w:val="26"/>
+                <w:szCs w:val="26"/>
+              </w:rPr>
+              <w:t>15 days</w:t>
+            </w:r>
+          </w:p>
+        </w:tc>
+        <w:tc>
+          <w:tcPr>
+            <w:tcW w:w="1545" w:type="dxa"/>
+            <w:hideMark/>
+          </w:tcPr>
+          <w:p>
+            <w:pPr>
+              <w:spacing w:after="160" w:line="360" w:lineRule="auto"/>
+              <w:rPr>
+                <w:rFonts w:ascii="Times New Roman" w:hAnsi="Times New Roman" w:cs="Times New Roman"/>
+                <w:sz w:val="26"/>
+                <w:szCs w:val="26"/>
+              </w:rPr>
+            </w:pPr>
+            <w:r>
+              <w:rPr>
+                <w:rFonts w:ascii="Times New Roman" w:hAnsi="Times New Roman" w:cs="Times New Roman"/>
+                <w:sz w:val="26"/>
+                <w:szCs w:val="26"/>
+              </w:rPr>
+              <w:t>Mon 21/02/22</w:t>
+            </w:r>
+          </w:p>
+        </w:tc>
+        <w:tc>
+          <w:tcPr>
+            <w:tcW w:w="1539" w:type="dxa"/>
+            <w:hideMark/>
+          </w:tcPr>
+          <w:p>
+            <w:pPr>
+              <w:spacing w:after="160" w:line="360" w:lineRule="auto"/>
+              <w:rPr>
+                <w:rFonts w:ascii="Times New Roman" w:hAnsi="Times New Roman" w:cs="Times New Roman"/>
+                <w:sz w:val="26"/>
+                <w:szCs w:val="26"/>
+              </w:rPr>
+            </w:pPr>
+            <w:r>
+              <w:rPr>
+                <w:rFonts w:ascii="Times New Roman" w:hAnsi="Times New Roman" w:cs="Times New Roman"/>
+                <w:sz w:val="26"/>
+                <w:szCs w:val="26"/>
+              </w:rPr>
+              <w:t>Fri 11/03/22</w:t>
+            </w:r>
+          </w:p>
+        </w:tc>
+        <w:tc>
+          <w:tcPr>
+            <w:tcW w:w="1905" w:type="dxa"/>
+            <w:hideMark/>
+          </w:tcPr>
+          <w:p>
+            <w:pPr>
+              <w:spacing w:after="160" w:line="360" w:lineRule="auto"/>
+              <w:rPr>
+                <w:rFonts w:ascii="Times New Roman" w:hAnsi="Times New Roman" w:cs="Times New Roman"/>
+                <w:sz w:val="26"/>
+                <w:szCs w:val="26"/>
+              </w:rPr>
+            </w:pPr>
+            <w:r>
+              <w:rPr>
+                <w:rFonts w:ascii="Times New Roman" w:hAnsi="Times New Roman" w:cs="Times New Roman"/>
+                <w:sz w:val="26"/>
+                <w:szCs w:val="26"/>
+              </w:rPr>
+              <w:t>$10.800,00</w:t>
+            </w:r>
+          </w:p>
+        </w:tc>
+      </w:tr>
+    </w:tbl>
+    <w:p>
+      <w:pPr>
+        <w:spacing w:line="360" w:lineRule="auto"/>
+        <w:rPr>
+          <w:rFonts w:ascii="Times New Roman" w:hAnsi="Times New Roman" w:cs="Times New Roman"/>
+          <w:sz w:val="26"/>
+          <w:szCs w:val="26"/>
+          <w:lang w:val="vi-VN"/>
+        </w:rPr>
+      </w:pPr>
+    </w:p>
+    <w:p>
+      <w:pPr>
+        <w:spacing w:line="360" w:lineRule="auto"/>
+        <w:rPr>
+          <w:rFonts w:ascii="Times New Roman" w:hAnsi="Times New Roman" w:cs="Times New Roman"/>
+          <w:sz w:val="26"/>
+          <w:szCs w:val="26"/>
+          <w:lang w:val="vi-VN"/>
+        </w:rPr>
+      </w:pPr>
+      <w:r>
+        <w:rPr>
+          <w:rFonts w:ascii="Times New Roman" w:hAnsi="Times New Roman" w:cs="Times New Roman"/>
+          <w:sz w:val="26"/>
+          <w:szCs w:val="26"/>
+          <w:lang w:val="vi-VN"/>
+        </w:rPr>
+        <w:t>4. Với nhiệm vụ “Kiểm thử của người phát triển”, hãy:</w:t>
+      </w:r>
+    </w:p>
+    <w:p>
+      <w:pPr>
+        <w:spacing w:line="360" w:lineRule="auto"/>
+        <w:jc w:val="center"/>
+        <w:rPr>
+          <w:rFonts w:ascii="Times New Roman" w:hAnsi="Times New Roman" w:cs="Times New Roman"/>
+          <w:sz w:val="26"/>
+          <w:szCs w:val="26"/>
+          <w:lang w:val="vi-VN"/>
+        </w:rPr>
+      </w:pPr>
+      <w:r>
+        <w:rPr>
+          <w:rFonts w:ascii="Times New Roman" w:hAnsi="Times New Roman" w:cs="Times New Roman"/>
+          <w:sz w:val="26"/>
+          <w:szCs w:val="26"/>
+          <w:lang w:val="vi-VN"/>
+        </w:rPr>
+        <w:drawing>
+          <wp:inline distT="0" distB="0" distL="0" distR="0" wp14:anchorId="27077DF4" wp14:editId="79E71B37">
+            <wp:extent cx="5943600" cy="2248535"/>
+            <wp:effectExtent l="19050" t="19050" r="19050" b="18415"/>
+            <wp:docPr id="18" name="Picture 18"/>
+            <wp:cNvGraphicFramePr>
+              <a:graphicFrameLocks xmlns:a="http://schemas.openxmlformats.org/drawingml/2006/main" noChangeAspect="1"/>
+            </wp:cNvGraphicFramePr>
+            <a:graphic xmlns:a="http://schemas.openxmlformats.org/drawingml/2006/main">
+              <a:graphicData uri="http://schemas.openxmlformats.org/drawingml/2006/picture">
+                <pic:pic xmlns:pic="http://schemas.openxmlformats.org/drawingml/2006/picture">
+                  <pic:nvPicPr>
+                    <pic:cNvPr id="1" name=""/>
+                    <pic:cNvPicPr/>
+                  </pic:nvPicPr>
+                  <pic:blipFill>
+                    <a:blip r:embed="rId8"/>
+                    <a:stretch>
+                      <a:fillRect/>
+                    </a:stretch>
+                  </pic:blipFill>
+                  <pic:spPr>
+                    <a:xfrm>
+                      <a:off x="0" y="0"/>
+                      <a:ext cx="5943600" cy="2248535"/>
+                    </a:xfrm>
+                    <a:prstGeom prst="rect">
+                      <a:avLst/>
+                    </a:prstGeom>
+                    <a:ln>
+                      <a:solidFill>
+                        <a:schemeClr val="accent1"/>
+                      </a:solidFill>
+                    </a:ln>
+                  </pic:spPr>
+                </pic:pic>
+              </a:graphicData>
+            </a:graphic>
+          </wp:inline>
+        </w:drawing>
+      </w:r>
+    </w:p>
+    <w:p>
+      <w:pPr>
+        <w:spacing w:line="360" w:lineRule="auto"/>
+        <w:rPr>
+          <w:rFonts w:ascii="Times New Roman" w:hAnsi="Times New Roman" w:cs="Times New Roman"/>
+          <w:sz w:val="26"/>
+          <w:szCs w:val="26"/>
+          <w:lang w:val="vi-VN"/>
+        </w:rPr>
+      </w:pPr>
+      <w:r>
+        <w:rPr>
+          <w:rFonts w:ascii="Times New Roman" w:hAnsi="Times New Roman" w:cs="Times New Roman"/>
+          <w:sz w:val="26"/>
+          <w:szCs w:val="26"/>
+          <w:lang w:val="vi-VN"/>
+        </w:rPr>
+        <w:br w:type="page"/>
+      </w:r>
+    </w:p>
+    <w:p>
+      <w:pPr>
+        <w:spacing w:line="360" w:lineRule="auto"/>
+        <w:rPr>
+          <w:rFonts w:ascii="Times New Roman" w:hAnsi="Times New Roman" w:cs="Times New Roman"/>
+          <w:sz w:val="26"/>
+          <w:szCs w:val="26"/>
+          <w:lang w:val="vi-VN"/>
+        </w:rPr>
+      </w:pPr>
+      <w:r>
+        <w:rPr>
+          <w:rFonts w:ascii="Times New Roman" w:hAnsi="Times New Roman" w:cs="Times New Roman"/>
+          <w:sz w:val="26"/>
+          <w:szCs w:val="26"/>
+          <w:lang w:val="vi-VN"/>
+        </w:rPr>
+        <w:lastRenderedPageBreak/>
+        <w:t>a.</w:t>
+      </w:r>
+      <w:r>
+        <w:rPr>
+          <w:rFonts w:ascii="Times New Roman" w:hAnsi="Times New Roman" w:cs="Times New Roman"/>
+          <w:sz w:val="26"/>
+          <w:szCs w:val="26"/>
+          <w:lang w:val="vi-VN"/>
+        </w:rPr>
+        <w:t xml:space="preserve"> </w:t>
+      </w:r>
+      <w:r>
+        <w:rPr>
+          <w:rFonts w:ascii="Times New Roman" w:hAnsi="Times New Roman" w:cs="Times New Roman"/>
+          <w:sz w:val="26"/>
+          <w:szCs w:val="26"/>
+          <w:lang w:val="vi-VN"/>
+        </w:rPr>
+        <w:t>Xác định những ngày làm việc và số giờ làm việc cụ thể của từng người?</w:t>
+      </w:r>
+    </w:p>
+    <w:tbl>
+      <w:tblPr>
+        <w:tblW w:w="0" w:type="dxa"/>
+        <w:jc w:val="center"/>
+        <w:tblCellMar>
+          <w:left w:w="0" w:type="dxa"/>
+          <w:right w:w="0" w:type="dxa"/>
+        </w:tblCellMar>
+        <w:tblLook w:val="04A0" w:firstRow="1" w:lastRow="0" w:firstColumn="1" w:lastColumn="0" w:noHBand="0" w:noVBand="1"/>
+      </w:tblPr>
+      <w:tblGrid>
+        <w:gridCol w:w="2337"/>
+        <w:gridCol w:w="2922"/>
+      </w:tblGrid>
+      <w:tr>
+        <w:trPr>
+          <w:trHeight w:val="315"/>
+          <w:jc w:val="center"/>
+        </w:trPr>
+        <w:tc>
+          <w:tcPr>
+            <w:tcW w:w="0" w:type="auto"/>
+            <w:tcBorders>
+              <w:top w:val="single" w:sz="6" w:space="0" w:color="CCCCCC"/>
+              <w:left w:val="single" w:sz="6" w:space="0" w:color="CCCCCC"/>
+              <w:bottom w:val="single" w:sz="6" w:space="0" w:color="CCCCCC"/>
+              <w:right w:val="single" w:sz="6" w:space="0" w:color="CCCCCC"/>
+            </w:tcBorders>
+            <w:tcMar>
+              <w:top w:w="30" w:type="dxa"/>
+              <w:left w:w="45" w:type="dxa"/>
+              <w:bottom w:w="30" w:type="dxa"/>
+              <w:right w:w="45" w:type="dxa"/>
+            </w:tcMar>
+            <w:vAlign w:val="bottom"/>
+            <w:hideMark/>
+          </w:tcPr>
+          <w:p>
+            <w:pPr>
+              <w:rPr>
+                <w:b/>
+                <w:bCs/>
+              </w:rPr>
+            </w:pPr>
+            <w:r>
+              <w:rPr>
+                <w:b/>
+                <w:bCs/>
+              </w:rPr>
+              <w:t>Ngày làm việc</w:t>
+            </w:r>
+          </w:p>
+        </w:tc>
+        <w:tc>
+          <w:tcPr>
+            <w:tcW w:w="0" w:type="auto"/>
+            <w:tcBorders>
+              <w:top w:val="single" w:sz="6" w:space="0" w:color="CCCCCC"/>
+              <w:left w:val="single" w:sz="6" w:space="0" w:color="CCCCCC"/>
+              <w:bottom w:val="single" w:sz="6" w:space="0" w:color="CCCCCC"/>
+              <w:right w:val="single" w:sz="6" w:space="0" w:color="CCCCCC"/>
+            </w:tcBorders>
+            <w:tcMar>
+              <w:top w:w="30" w:type="dxa"/>
+              <w:left w:w="0" w:type="dxa"/>
+              <w:bottom w:w="30" w:type="dxa"/>
+              <w:right w:w="0" w:type="dxa"/>
+            </w:tcMar>
+            <w:vAlign w:val="bottom"/>
+            <w:hideMark/>
+          </w:tcPr>
+          <w:p>
+            <w:pPr>
+              <w:rPr>
+                <w:b/>
+                <w:bCs/>
+              </w:rPr>
+            </w:pPr>
+            <w:r>
+              <w:rPr>
+                <w:b/>
+                <w:bCs/>
+              </w:rPr>
+              <w:t>Số giờ làm việc (mỗi người)</w:t>
+            </w:r>
+          </w:p>
+        </w:tc>
+      </w:tr>
+      <w:tr>
+        <w:trPr>
+          <w:trHeight w:val="315"/>
+          <w:jc w:val="center"/>
+        </w:trPr>
+        <w:tc>
+          <w:tcPr>
+            <w:tcW w:w="0" w:type="auto"/>
+            <w:tcBorders>
+              <w:top w:val="single" w:sz="6" w:space="0" w:color="CCCCCC"/>
+              <w:left w:val="single" w:sz="6" w:space="0" w:color="CCCCCC"/>
+              <w:bottom w:val="single" w:sz="6" w:space="0" w:color="CCCCCC"/>
+              <w:right w:val="single" w:sz="6" w:space="0" w:color="CCCCCC"/>
+            </w:tcBorders>
+            <w:tcMar>
+              <w:top w:w="30" w:type="dxa"/>
+              <w:left w:w="45" w:type="dxa"/>
+              <w:bottom w:w="30" w:type="dxa"/>
+              <w:right w:w="45" w:type="dxa"/>
+            </w:tcMar>
+            <w:vAlign w:val="bottom"/>
+            <w:hideMark/>
+          </w:tcPr>
+          <w:p>
+            <w:r>
+              <w:t>Thứ Năm, 24/02/2022</w:t>
+            </w:r>
+          </w:p>
+        </w:tc>
+        <w:tc>
+          <w:tcPr>
+            <w:tcW w:w="0" w:type="auto"/>
+            <w:tcBorders>
+              <w:top w:val="single" w:sz="6" w:space="0" w:color="CCCCCC"/>
+              <w:left w:val="single" w:sz="6" w:space="0" w:color="CCCCCC"/>
+              <w:bottom w:val="single" w:sz="6" w:space="0" w:color="CCCCCC"/>
+              <w:right w:val="single" w:sz="6" w:space="0" w:color="CCCCCC"/>
+            </w:tcBorders>
+            <w:tcMar>
+              <w:top w:w="30" w:type="dxa"/>
+              <w:left w:w="45" w:type="dxa"/>
+              <w:bottom w:w="30" w:type="dxa"/>
+              <w:right w:w="45" w:type="dxa"/>
+            </w:tcMar>
+            <w:vAlign w:val="bottom"/>
+            <w:hideMark/>
+          </w:tcPr>
+          <w:p>
+            <w:r>
+              <w:t>2 giờ</w:t>
+            </w:r>
+          </w:p>
+        </w:tc>
+      </w:tr>
+      <w:tr>
+        <w:trPr>
+          <w:trHeight w:val="315"/>
+          <w:jc w:val="center"/>
+        </w:trPr>
+        <w:tc>
+          <w:tcPr>
+            <w:tcW w:w="0" w:type="auto"/>
+            <w:tcBorders>
+              <w:top w:val="single" w:sz="6" w:space="0" w:color="CCCCCC"/>
+              <w:left w:val="single" w:sz="6" w:space="0" w:color="CCCCCC"/>
+              <w:bottom w:val="single" w:sz="6" w:space="0" w:color="CCCCCC"/>
+              <w:right w:val="single" w:sz="6" w:space="0" w:color="CCCCCC"/>
+            </w:tcBorders>
+            <w:tcMar>
+              <w:top w:w="30" w:type="dxa"/>
+              <w:left w:w="45" w:type="dxa"/>
+              <w:bottom w:w="30" w:type="dxa"/>
+              <w:right w:w="45" w:type="dxa"/>
+            </w:tcMar>
+            <w:vAlign w:val="bottom"/>
+            <w:hideMark/>
+          </w:tcPr>
+          <w:p>
+            <w:r>
+              <w:t>Thứ Sáu, 25/02/2022</w:t>
+            </w:r>
+          </w:p>
+        </w:tc>
+        <w:tc>
+          <w:tcPr>
+            <w:tcW w:w="0" w:type="auto"/>
+            <w:tcBorders>
+              <w:top w:val="single" w:sz="6" w:space="0" w:color="CCCCCC"/>
+              <w:left w:val="single" w:sz="6" w:space="0" w:color="CCCCCC"/>
+              <w:bottom w:val="single" w:sz="6" w:space="0" w:color="CCCCCC"/>
+              <w:right w:val="single" w:sz="6" w:space="0" w:color="CCCCCC"/>
+            </w:tcBorders>
+            <w:tcMar>
+              <w:top w:w="30" w:type="dxa"/>
+              <w:left w:w="45" w:type="dxa"/>
+              <w:bottom w:w="30" w:type="dxa"/>
+              <w:right w:w="45" w:type="dxa"/>
+            </w:tcMar>
+            <w:vAlign w:val="bottom"/>
+            <w:hideMark/>
+          </w:tcPr>
+          <w:p>
+            <w:r>
+              <w:t>8 giờ</w:t>
+            </w:r>
+          </w:p>
+        </w:tc>
+      </w:tr>
+      <w:tr>
+        <w:trPr>
+          <w:trHeight w:val="315"/>
+          <w:jc w:val="center"/>
+        </w:trPr>
+        <w:tc>
+          <w:tcPr>
+            <w:tcW w:w="0" w:type="auto"/>
+            <w:tcBorders>
+              <w:top w:val="single" w:sz="6" w:space="0" w:color="CCCCCC"/>
+              <w:left w:val="single" w:sz="6" w:space="0" w:color="CCCCCC"/>
+              <w:bottom w:val="single" w:sz="6" w:space="0" w:color="CCCCCC"/>
+              <w:right w:val="single" w:sz="6" w:space="0" w:color="CCCCCC"/>
+            </w:tcBorders>
+            <w:tcMar>
+              <w:top w:w="30" w:type="dxa"/>
+              <w:left w:w="45" w:type="dxa"/>
+              <w:bottom w:w="30" w:type="dxa"/>
+              <w:right w:w="45" w:type="dxa"/>
+            </w:tcMar>
+            <w:vAlign w:val="bottom"/>
+            <w:hideMark/>
+          </w:tcPr>
+          <w:p>
+            <w:r>
+              <w:t>Thứ Hai, 28/02/2022</w:t>
+            </w:r>
+          </w:p>
+        </w:tc>
+        <w:tc>
+          <w:tcPr>
+            <w:tcW w:w="0" w:type="auto"/>
+            <w:tcBorders>
+              <w:top w:val="single" w:sz="6" w:space="0" w:color="CCCCCC"/>
+              <w:left w:val="single" w:sz="6" w:space="0" w:color="CCCCCC"/>
+              <w:bottom w:val="single" w:sz="6" w:space="0" w:color="CCCCCC"/>
+              <w:right w:val="single" w:sz="6" w:space="0" w:color="CCCCCC"/>
+            </w:tcBorders>
+            <w:tcMar>
+              <w:top w:w="30" w:type="dxa"/>
+              <w:left w:w="45" w:type="dxa"/>
+              <w:bottom w:w="30" w:type="dxa"/>
+              <w:right w:w="45" w:type="dxa"/>
+            </w:tcMar>
+            <w:vAlign w:val="bottom"/>
+            <w:hideMark/>
+          </w:tcPr>
+          <w:p>
+            <w:r>
+              <w:t>8 giờ</w:t>
+            </w:r>
+          </w:p>
+        </w:tc>
+      </w:tr>
+      <w:tr>
+        <w:trPr>
+          <w:trHeight w:val="315"/>
+          <w:jc w:val="center"/>
+        </w:trPr>
+        <w:tc>
+          <w:tcPr>
+            <w:tcW w:w="0" w:type="auto"/>
+            <w:tcBorders>
+              <w:top w:val="single" w:sz="6" w:space="0" w:color="CCCCCC"/>
+              <w:left w:val="single" w:sz="6" w:space="0" w:color="CCCCCC"/>
+              <w:bottom w:val="single" w:sz="6" w:space="0" w:color="CCCCCC"/>
+              <w:right w:val="single" w:sz="6" w:space="0" w:color="CCCCCC"/>
+            </w:tcBorders>
+            <w:tcMar>
+              <w:top w:w="30" w:type="dxa"/>
+              <w:left w:w="45" w:type="dxa"/>
+              <w:bottom w:w="30" w:type="dxa"/>
+              <w:right w:w="45" w:type="dxa"/>
+            </w:tcMar>
+            <w:vAlign w:val="bottom"/>
+            <w:hideMark/>
+          </w:tcPr>
+          <w:p>
+            <w:r>
+              <w:t>Thứ Ba, 01/03/2022</w:t>
+            </w:r>
+          </w:p>
+        </w:tc>
+        <w:tc>
+          <w:tcPr>
+            <w:tcW w:w="0" w:type="auto"/>
+            <w:tcBorders>
+              <w:top w:val="single" w:sz="6" w:space="0" w:color="CCCCCC"/>
+              <w:left w:val="single" w:sz="6" w:space="0" w:color="CCCCCC"/>
+              <w:bottom w:val="single" w:sz="6" w:space="0" w:color="CCCCCC"/>
+              <w:right w:val="single" w:sz="6" w:space="0" w:color="CCCCCC"/>
+            </w:tcBorders>
+            <w:tcMar>
+              <w:top w:w="30" w:type="dxa"/>
+              <w:left w:w="45" w:type="dxa"/>
+              <w:bottom w:w="30" w:type="dxa"/>
+              <w:right w:w="45" w:type="dxa"/>
+            </w:tcMar>
+            <w:vAlign w:val="bottom"/>
+            <w:hideMark/>
+          </w:tcPr>
+          <w:p>
+            <w:r>
+              <w:t>8 giờ</w:t>
+            </w:r>
+          </w:p>
+        </w:tc>
+      </w:tr>
+      <w:tr>
+        <w:trPr>
+          <w:trHeight w:val="315"/>
+          <w:jc w:val="center"/>
+        </w:trPr>
+        <w:tc>
+          <w:tcPr>
+            <w:tcW w:w="0" w:type="auto"/>
+            <w:tcBorders>
+              <w:top w:val="single" w:sz="6" w:space="0" w:color="CCCCCC"/>
+              <w:left w:val="single" w:sz="6" w:space="0" w:color="CCCCCC"/>
+              <w:bottom w:val="single" w:sz="6" w:space="0" w:color="CCCCCC"/>
+              <w:right w:val="single" w:sz="6" w:space="0" w:color="CCCCCC"/>
+            </w:tcBorders>
+            <w:tcMar>
+              <w:top w:w="30" w:type="dxa"/>
+              <w:left w:w="45" w:type="dxa"/>
+              <w:bottom w:w="30" w:type="dxa"/>
+              <w:right w:w="45" w:type="dxa"/>
+            </w:tcMar>
+            <w:vAlign w:val="bottom"/>
+            <w:hideMark/>
+          </w:tcPr>
+          <w:p>
+            <w:r>
+              <w:t>Thứ Tư, 02/03/2022</w:t>
+            </w:r>
+          </w:p>
+        </w:tc>
+        <w:tc>
+          <w:tcPr>
+            <w:tcW w:w="0" w:type="auto"/>
+            <w:tcBorders>
+              <w:top w:val="single" w:sz="6" w:space="0" w:color="CCCCCC"/>
+              <w:left w:val="single" w:sz="6" w:space="0" w:color="CCCCCC"/>
+              <w:bottom w:val="single" w:sz="6" w:space="0" w:color="CCCCCC"/>
+              <w:right w:val="single" w:sz="6" w:space="0" w:color="CCCCCC"/>
+            </w:tcBorders>
+            <w:tcMar>
+              <w:top w:w="30" w:type="dxa"/>
+              <w:left w:w="45" w:type="dxa"/>
+              <w:bottom w:w="30" w:type="dxa"/>
+              <w:right w:w="45" w:type="dxa"/>
+            </w:tcMar>
+            <w:vAlign w:val="bottom"/>
+            <w:hideMark/>
+          </w:tcPr>
+          <w:p>
+            <w:r>
+              <w:t>8 giờ</w:t>
+            </w:r>
+          </w:p>
+        </w:tc>
+      </w:tr>
+      <w:tr>
+        <w:trPr>
+          <w:trHeight w:val="315"/>
+          <w:jc w:val="center"/>
+        </w:trPr>
+        <w:tc>
+          <w:tcPr>
+            <w:tcW w:w="0" w:type="auto"/>
+            <w:tcBorders>
+              <w:top w:val="single" w:sz="6" w:space="0" w:color="CCCCCC"/>
+              <w:left w:val="single" w:sz="6" w:space="0" w:color="CCCCCC"/>
+              <w:bottom w:val="single" w:sz="6" w:space="0" w:color="CCCCCC"/>
+              <w:right w:val="single" w:sz="6" w:space="0" w:color="CCCCCC"/>
+            </w:tcBorders>
+            <w:tcMar>
+              <w:top w:w="30" w:type="dxa"/>
+              <w:left w:w="45" w:type="dxa"/>
+              <w:bottom w:w="30" w:type="dxa"/>
+              <w:right w:w="45" w:type="dxa"/>
+            </w:tcMar>
+            <w:vAlign w:val="bottom"/>
+            <w:hideMark/>
+          </w:tcPr>
+          <w:p>
+            <w:r>
+              <w:t>Thứ Năm, 03/03/2022</w:t>
+            </w:r>
+          </w:p>
+        </w:tc>
+        <w:tc>
+          <w:tcPr>
+            <w:tcW w:w="0" w:type="auto"/>
+            <w:tcBorders>
+              <w:top w:val="single" w:sz="6" w:space="0" w:color="CCCCCC"/>
+              <w:left w:val="single" w:sz="6" w:space="0" w:color="CCCCCC"/>
+              <w:bottom w:val="single" w:sz="6" w:space="0" w:color="CCCCCC"/>
+              <w:right w:val="single" w:sz="6" w:space="0" w:color="CCCCCC"/>
+            </w:tcBorders>
+            <w:tcMar>
+              <w:top w:w="30" w:type="dxa"/>
+              <w:left w:w="45" w:type="dxa"/>
+              <w:bottom w:w="30" w:type="dxa"/>
+              <w:right w:w="45" w:type="dxa"/>
+            </w:tcMar>
+            <w:vAlign w:val="bottom"/>
+            <w:hideMark/>
+          </w:tcPr>
+          <w:p>
+            <w:r>
+              <w:t>8 giờ</w:t>
+            </w:r>
+          </w:p>
+        </w:tc>
+      </w:tr>
+      <w:tr>
+        <w:trPr>
+          <w:trHeight w:val="315"/>
+          <w:jc w:val="center"/>
+        </w:trPr>
+        <w:tc>
+          <w:tcPr>
+            <w:tcW w:w="0" w:type="auto"/>
+            <w:tcBorders>
+              <w:top w:val="single" w:sz="6" w:space="0" w:color="CCCCCC"/>
+              <w:left w:val="single" w:sz="6" w:space="0" w:color="CCCCCC"/>
+              <w:bottom w:val="single" w:sz="6" w:space="0" w:color="CCCCCC"/>
+              <w:right w:val="single" w:sz="6" w:space="0" w:color="CCCCCC"/>
+            </w:tcBorders>
+            <w:tcMar>
+              <w:top w:w="30" w:type="dxa"/>
+              <w:left w:w="45" w:type="dxa"/>
+              <w:bottom w:w="30" w:type="dxa"/>
+              <w:right w:w="45" w:type="dxa"/>
+            </w:tcMar>
+            <w:vAlign w:val="bottom"/>
+            <w:hideMark/>
+          </w:tcPr>
+          <w:p>
+            <w:r>
+              <w:t>Thứ Sáu, 04/03/2022</w:t>
+            </w:r>
+          </w:p>
+        </w:tc>
+        <w:tc>
+          <w:tcPr>
+            <w:tcW w:w="0" w:type="auto"/>
+            <w:tcBorders>
+              <w:top w:val="single" w:sz="6" w:space="0" w:color="CCCCCC"/>
+              <w:left w:val="single" w:sz="6" w:space="0" w:color="CCCCCC"/>
+              <w:bottom w:val="single" w:sz="6" w:space="0" w:color="CCCCCC"/>
+              <w:right w:val="single" w:sz="6" w:space="0" w:color="CCCCCC"/>
+            </w:tcBorders>
+            <w:tcMar>
+              <w:top w:w="30" w:type="dxa"/>
+              <w:left w:w="45" w:type="dxa"/>
+              <w:bottom w:w="30" w:type="dxa"/>
+              <w:right w:w="45" w:type="dxa"/>
+            </w:tcMar>
+            <w:vAlign w:val="bottom"/>
+            <w:hideMark/>
+          </w:tcPr>
+          <w:p>
+            <w:r>
+              <w:t>8 giờ</w:t>
+            </w:r>
+          </w:p>
+        </w:tc>
+      </w:tr>
+      <w:tr>
+        <w:trPr>
+          <w:trHeight w:val="315"/>
+          <w:jc w:val="center"/>
+        </w:trPr>
+        <w:tc>
+          <w:tcPr>
+            <w:tcW w:w="0" w:type="auto"/>
+            <w:tcBorders>
+              <w:top w:val="single" w:sz="6" w:space="0" w:color="CCCCCC"/>
+              <w:left w:val="single" w:sz="6" w:space="0" w:color="CCCCCC"/>
+              <w:bottom w:val="single" w:sz="6" w:space="0" w:color="CCCCCC"/>
+              <w:right w:val="single" w:sz="6" w:space="0" w:color="CCCCCC"/>
+            </w:tcBorders>
+            <w:tcMar>
+              <w:top w:w="30" w:type="dxa"/>
+              <w:left w:w="45" w:type="dxa"/>
+              <w:bottom w:w="30" w:type="dxa"/>
+              <w:right w:w="45" w:type="dxa"/>
+            </w:tcMar>
+            <w:vAlign w:val="bottom"/>
+            <w:hideMark/>
+          </w:tcPr>
+          <w:p>
+            <w:r>
+              <w:t>Thứ Hai, 07/03/2022</w:t>
+            </w:r>
+          </w:p>
+        </w:tc>
+        <w:tc>
+          <w:tcPr>
+            <w:tcW w:w="0" w:type="auto"/>
+            <w:tcBorders>
+              <w:top w:val="single" w:sz="6" w:space="0" w:color="CCCCCC"/>
+              <w:left w:val="single" w:sz="6" w:space="0" w:color="CCCCCC"/>
+              <w:bottom w:val="single" w:sz="6" w:space="0" w:color="CCCCCC"/>
+              <w:right w:val="single" w:sz="6" w:space="0" w:color="CCCCCC"/>
+            </w:tcBorders>
+            <w:tcMar>
+              <w:top w:w="30" w:type="dxa"/>
+              <w:left w:w="45" w:type="dxa"/>
+              <w:bottom w:w="30" w:type="dxa"/>
+              <w:right w:w="45" w:type="dxa"/>
+            </w:tcMar>
+            <w:vAlign w:val="bottom"/>
+            <w:hideMark/>
+          </w:tcPr>
+          <w:p>
+            <w:r>
+              <w:t>8 giờ</w:t>
+            </w:r>
+          </w:p>
+        </w:tc>
+      </w:tr>
+      <w:tr>
+        <w:trPr>
+          <w:trHeight w:val="315"/>
+          <w:jc w:val="center"/>
+        </w:trPr>
+        <w:tc>
+          <w:tcPr>
+            <w:tcW w:w="0" w:type="auto"/>
+            <w:tcBorders>
+              <w:top w:val="single" w:sz="6" w:space="0" w:color="CCCCCC"/>
+              <w:left w:val="single" w:sz="6" w:space="0" w:color="CCCCCC"/>
+              <w:bottom w:val="single" w:sz="6" w:space="0" w:color="CCCCCC"/>
+              <w:right w:val="single" w:sz="6" w:space="0" w:color="CCCCCC"/>
+            </w:tcBorders>
+            <w:tcMar>
+              <w:top w:w="30" w:type="dxa"/>
+              <w:left w:w="45" w:type="dxa"/>
+              <w:bottom w:w="30" w:type="dxa"/>
+              <w:right w:w="45" w:type="dxa"/>
+            </w:tcMar>
+            <w:vAlign w:val="bottom"/>
+            <w:hideMark/>
+          </w:tcPr>
+          <w:p>
+            <w:r>
+              <w:t>Thứ Ba, 08/03/2022</w:t>
+            </w:r>
+          </w:p>
+        </w:tc>
+        <w:tc>
+          <w:tcPr>
+            <w:tcW w:w="0" w:type="auto"/>
+            <w:tcBorders>
+              <w:top w:val="single" w:sz="6" w:space="0" w:color="CCCCCC"/>
+              <w:left w:val="single" w:sz="6" w:space="0" w:color="CCCCCC"/>
+              <w:bottom w:val="single" w:sz="6" w:space="0" w:color="CCCCCC"/>
+              <w:right w:val="single" w:sz="6" w:space="0" w:color="CCCCCC"/>
+            </w:tcBorders>
+            <w:tcMar>
+              <w:top w:w="30" w:type="dxa"/>
+              <w:left w:w="45" w:type="dxa"/>
+              <w:bottom w:w="30" w:type="dxa"/>
+              <w:right w:w="45" w:type="dxa"/>
+            </w:tcMar>
+            <w:vAlign w:val="bottom"/>
+            <w:hideMark/>
+          </w:tcPr>
+          <w:p>
+            <w:r>
+              <w:t>8 giờ</w:t>
+            </w:r>
+          </w:p>
+        </w:tc>
+      </w:tr>
+      <w:tr>
+        <w:trPr>
+          <w:trHeight w:val="315"/>
+          <w:jc w:val="center"/>
+        </w:trPr>
+        <w:tc>
+          <w:tcPr>
+            <w:tcW w:w="0" w:type="auto"/>
+            <w:tcBorders>
+              <w:top w:val="single" w:sz="6" w:space="0" w:color="CCCCCC"/>
+              <w:left w:val="single" w:sz="6" w:space="0" w:color="CCCCCC"/>
+              <w:bottom w:val="single" w:sz="6" w:space="0" w:color="CCCCCC"/>
+              <w:right w:val="single" w:sz="6" w:space="0" w:color="CCCCCC"/>
+            </w:tcBorders>
+            <w:tcMar>
+              <w:top w:w="30" w:type="dxa"/>
+              <w:left w:w="45" w:type="dxa"/>
+              <w:bottom w:w="30" w:type="dxa"/>
+              <w:right w:w="45" w:type="dxa"/>
+            </w:tcMar>
+            <w:vAlign w:val="bottom"/>
+            <w:hideMark/>
+          </w:tcPr>
+          <w:p>
+            <w:r>
+              <w:t>Thứ Tư, 09/03/2022</w:t>
+            </w:r>
+          </w:p>
+        </w:tc>
+        <w:tc>
+          <w:tcPr>
+            <w:tcW w:w="0" w:type="auto"/>
+            <w:tcBorders>
+              <w:top w:val="single" w:sz="6" w:space="0" w:color="CCCCCC"/>
+              <w:left w:val="single" w:sz="6" w:space="0" w:color="CCCCCC"/>
+              <w:bottom w:val="single" w:sz="6" w:space="0" w:color="CCCCCC"/>
+              <w:right w:val="single" w:sz="6" w:space="0" w:color="CCCCCC"/>
+            </w:tcBorders>
+            <w:tcMar>
+              <w:top w:w="30" w:type="dxa"/>
+              <w:left w:w="45" w:type="dxa"/>
+              <w:bottom w:w="30" w:type="dxa"/>
+              <w:right w:w="45" w:type="dxa"/>
+            </w:tcMar>
+            <w:vAlign w:val="bottom"/>
+            <w:hideMark/>
+          </w:tcPr>
+          <w:p>
+            <w:r>
+              <w:t>8 giờ</w:t>
+            </w:r>
+          </w:p>
+        </w:tc>
+      </w:tr>
+      <w:tr>
+        <w:trPr>
+          <w:trHeight w:val="315"/>
+          <w:jc w:val="center"/>
+        </w:trPr>
+        <w:tc>
+          <w:tcPr>
+            <w:tcW w:w="0" w:type="auto"/>
+            <w:tcBorders>
+              <w:top w:val="single" w:sz="6" w:space="0" w:color="CCCCCC"/>
+              <w:left w:val="single" w:sz="6" w:space="0" w:color="CCCCCC"/>
+              <w:bottom w:val="single" w:sz="6" w:space="0" w:color="CCCCCC"/>
+              <w:right w:val="single" w:sz="6" w:space="0" w:color="CCCCCC"/>
+            </w:tcBorders>
+            <w:tcMar>
+              <w:top w:w="30" w:type="dxa"/>
+              <w:left w:w="45" w:type="dxa"/>
+              <w:bottom w:w="30" w:type="dxa"/>
+              <w:right w:w="45" w:type="dxa"/>
+            </w:tcMar>
+            <w:vAlign w:val="bottom"/>
+            <w:hideMark/>
+          </w:tcPr>
+          <w:p>
+            <w:r>
+              <w:t>Thứ Năm, 10/03/2022</w:t>
+            </w:r>
+          </w:p>
+        </w:tc>
+        <w:tc>
+          <w:tcPr>
+            <w:tcW w:w="0" w:type="auto"/>
+            <w:tcBorders>
+              <w:top w:val="single" w:sz="6" w:space="0" w:color="CCCCCC"/>
+              <w:left w:val="single" w:sz="6" w:space="0" w:color="CCCCCC"/>
+              <w:bottom w:val="single" w:sz="6" w:space="0" w:color="CCCCCC"/>
+              <w:right w:val="single" w:sz="6" w:space="0" w:color="CCCCCC"/>
+            </w:tcBorders>
+            <w:tcMar>
+              <w:top w:w="30" w:type="dxa"/>
+              <w:left w:w="45" w:type="dxa"/>
+              <w:bottom w:w="30" w:type="dxa"/>
+              <w:right w:w="45" w:type="dxa"/>
+            </w:tcMar>
+            <w:vAlign w:val="bottom"/>
+            <w:hideMark/>
+          </w:tcPr>
+          <w:p>
+            <w:r>
+              <w:t>8 giờ</w:t>
+            </w:r>
+          </w:p>
+        </w:tc>
+      </w:tr>
+      <w:tr>
+        <w:trPr>
+          <w:trHeight w:val="315"/>
+          <w:jc w:val="center"/>
+        </w:trPr>
+        <w:tc>
+          <w:tcPr>
+            <w:tcW w:w="0" w:type="auto"/>
+            <w:tcBorders>
+              <w:top w:val="single" w:sz="6" w:space="0" w:color="CCCCCC"/>
+              <w:left w:val="single" w:sz="6" w:space="0" w:color="CCCCCC"/>
+              <w:bottom w:val="single" w:sz="6" w:space="0" w:color="CCCCCC"/>
+              <w:right w:val="single" w:sz="6" w:space="0" w:color="CCCCCC"/>
+            </w:tcBorders>
+            <w:tcMar>
+              <w:top w:w="30" w:type="dxa"/>
+              <w:left w:w="45" w:type="dxa"/>
+              <w:bottom w:w="30" w:type="dxa"/>
+              <w:right w:w="45" w:type="dxa"/>
+            </w:tcMar>
+            <w:vAlign w:val="bottom"/>
+            <w:hideMark/>
+          </w:tcPr>
+          <w:p>
+            <w:r>
+              <w:t>Thứ Sáu, 11/03/2022</w:t>
+            </w:r>
+          </w:p>
+        </w:tc>
+        <w:tc>
+          <w:tcPr>
+            <w:tcW w:w="0" w:type="auto"/>
+            <w:tcBorders>
+              <w:top w:val="single" w:sz="6" w:space="0" w:color="CCCCCC"/>
+              <w:left w:val="single" w:sz="6" w:space="0" w:color="CCCCCC"/>
+              <w:bottom w:val="single" w:sz="6" w:space="0" w:color="CCCCCC"/>
+              <w:right w:val="single" w:sz="6" w:space="0" w:color="CCCCCC"/>
+            </w:tcBorders>
+            <w:tcMar>
+              <w:top w:w="30" w:type="dxa"/>
+              <w:left w:w="45" w:type="dxa"/>
+              <w:bottom w:w="30" w:type="dxa"/>
+              <w:right w:w="45" w:type="dxa"/>
+            </w:tcMar>
+            <w:vAlign w:val="bottom"/>
+            <w:hideMark/>
+          </w:tcPr>
+          <w:p>
+            <w:r>
+              <w:t>8 giờ</w:t>
+            </w:r>
+          </w:p>
+        </w:tc>
+      </w:tr>
+      <w:tr>
+        <w:trPr>
+          <w:trHeight w:val="315"/>
+          <w:jc w:val="center"/>
+        </w:trPr>
+        <w:tc>
+          <w:tcPr>
+            <w:tcW w:w="0" w:type="auto"/>
+            <w:tcBorders>
+              <w:top w:val="single" w:sz="6" w:space="0" w:color="CCCCCC"/>
+              <w:left w:val="single" w:sz="6" w:space="0" w:color="CCCCCC"/>
+              <w:bottom w:val="single" w:sz="6" w:space="0" w:color="CCCCCC"/>
+              <w:right w:val="single" w:sz="6" w:space="0" w:color="CCCCCC"/>
+            </w:tcBorders>
+            <w:tcMar>
+              <w:top w:w="30" w:type="dxa"/>
+              <w:left w:w="45" w:type="dxa"/>
+              <w:bottom w:w="30" w:type="dxa"/>
+              <w:right w:w="45" w:type="dxa"/>
+            </w:tcMar>
+            <w:vAlign w:val="bottom"/>
+            <w:hideMark/>
+          </w:tcPr>
+          <w:p>
+            <w:r>
+              <w:t>Thứ Hai, 14/03/2022</w:t>
+            </w:r>
+          </w:p>
+        </w:tc>
+        <w:tc>
+          <w:tcPr>
+            <w:tcW w:w="0" w:type="auto"/>
+            <w:tcBorders>
+              <w:top w:val="single" w:sz="6" w:space="0" w:color="CCCCCC"/>
+              <w:left w:val="single" w:sz="6" w:space="0" w:color="CCCCCC"/>
+              <w:bottom w:val="single" w:sz="6" w:space="0" w:color="CCCCCC"/>
+              <w:right w:val="single" w:sz="6" w:space="0" w:color="CCCCCC"/>
+            </w:tcBorders>
+            <w:tcMar>
+              <w:top w:w="30" w:type="dxa"/>
+              <w:left w:w="45" w:type="dxa"/>
+              <w:bottom w:w="30" w:type="dxa"/>
+              <w:right w:w="45" w:type="dxa"/>
+            </w:tcMar>
+            <w:vAlign w:val="bottom"/>
+            <w:hideMark/>
+          </w:tcPr>
+          <w:p>
+            <w:r>
+              <w:t>8 giờ</w:t>
+            </w:r>
+          </w:p>
+        </w:tc>
+      </w:tr>
+      <w:tr>
+        <w:trPr>
+          <w:trHeight w:val="315"/>
+          <w:jc w:val="center"/>
+        </w:trPr>
+        <w:tc>
+          <w:tcPr>
+            <w:tcW w:w="0" w:type="auto"/>
+            <w:tcBorders>
+              <w:top w:val="single" w:sz="6" w:space="0" w:color="CCCCCC"/>
+              <w:left w:val="single" w:sz="6" w:space="0" w:color="CCCCCC"/>
+              <w:bottom w:val="single" w:sz="6" w:space="0" w:color="CCCCCC"/>
+              <w:right w:val="single" w:sz="6" w:space="0" w:color="CCCCCC"/>
+            </w:tcBorders>
+            <w:tcMar>
+              <w:top w:w="30" w:type="dxa"/>
+              <w:left w:w="45" w:type="dxa"/>
+              <w:bottom w:w="30" w:type="dxa"/>
+              <w:right w:w="45" w:type="dxa"/>
+            </w:tcMar>
+            <w:vAlign w:val="bottom"/>
+            <w:hideMark/>
+          </w:tcPr>
+          <w:p>
+            <w:r>
+              <w:t>Thứ Ba, 15/03/2022</w:t>
+            </w:r>
+          </w:p>
+        </w:tc>
+        <w:tc>
+          <w:tcPr>
+            <w:tcW w:w="0" w:type="auto"/>
+            <w:tcBorders>
+              <w:top w:val="single" w:sz="6" w:space="0" w:color="CCCCCC"/>
+              <w:left w:val="single" w:sz="6" w:space="0" w:color="CCCCCC"/>
+              <w:bottom w:val="single" w:sz="6" w:space="0" w:color="CCCCCC"/>
+              <w:right w:val="single" w:sz="6" w:space="0" w:color="CCCCCC"/>
+            </w:tcBorders>
+            <w:tcMar>
+              <w:top w:w="30" w:type="dxa"/>
+              <w:left w:w="45" w:type="dxa"/>
+              <w:bottom w:w="30" w:type="dxa"/>
+              <w:right w:w="45" w:type="dxa"/>
+            </w:tcMar>
+            <w:vAlign w:val="bottom"/>
+            <w:hideMark/>
+          </w:tcPr>
+          <w:p>
+            <w:r>
+              <w:t>8 giờ</w:t>
+            </w:r>
+          </w:p>
+        </w:tc>
+      </w:tr>
+      <w:tr>
+        <w:trPr>
+          <w:trHeight w:val="315"/>
+          <w:jc w:val="center"/>
+        </w:trPr>
+        <w:tc>
+          <w:tcPr>
+            <w:tcW w:w="0" w:type="auto"/>
+            <w:tcBorders>
+              <w:top w:val="single" w:sz="6" w:space="0" w:color="CCCCCC"/>
+              <w:left w:val="single" w:sz="6" w:space="0" w:color="CCCCCC"/>
+              <w:bottom w:val="single" w:sz="6" w:space="0" w:color="CCCCCC"/>
+              <w:right w:val="single" w:sz="6" w:space="0" w:color="CCCCCC"/>
+            </w:tcBorders>
+            <w:tcMar>
+              <w:top w:w="30" w:type="dxa"/>
+              <w:left w:w="45" w:type="dxa"/>
+              <w:bottom w:w="30" w:type="dxa"/>
+              <w:right w:w="45" w:type="dxa"/>
+            </w:tcMar>
+            <w:vAlign w:val="bottom"/>
+            <w:hideMark/>
+          </w:tcPr>
+          <w:p>
+            <w:r>
+              <w:t>Thứ Tư, 16/03/2022</w:t>
+            </w:r>
+          </w:p>
+        </w:tc>
+        <w:tc>
+          <w:tcPr>
+            <w:tcW w:w="0" w:type="auto"/>
+            <w:tcBorders>
+              <w:top w:val="single" w:sz="6" w:space="0" w:color="CCCCCC"/>
+              <w:left w:val="single" w:sz="6" w:space="0" w:color="CCCCCC"/>
+              <w:bottom w:val="single" w:sz="6" w:space="0" w:color="CCCCCC"/>
+              <w:right w:val="single" w:sz="6" w:space="0" w:color="CCCCCC"/>
+            </w:tcBorders>
+            <w:tcMar>
+              <w:top w:w="30" w:type="dxa"/>
+              <w:left w:w="45" w:type="dxa"/>
+              <w:bottom w:w="30" w:type="dxa"/>
+              <w:right w:w="45" w:type="dxa"/>
+            </w:tcMar>
+            <w:vAlign w:val="bottom"/>
+            <w:hideMark/>
+          </w:tcPr>
+          <w:p>
+            <w:r>
+              <w:t>8 giờ</w:t>
+            </w:r>
+          </w:p>
+        </w:tc>
+      </w:tr>
+      <w:tr>
+        <w:trPr>
+          <w:trHeight w:val="315"/>
+          <w:jc w:val="center"/>
+        </w:trPr>
+        <w:tc>
+          <w:tcPr>
+            <w:tcW w:w="0" w:type="auto"/>
+            <w:tcBorders>
+              <w:top w:val="single" w:sz="6" w:space="0" w:color="CCCCCC"/>
+              <w:left w:val="single" w:sz="6" w:space="0" w:color="CCCCCC"/>
+              <w:bottom w:val="single" w:sz="6" w:space="0" w:color="CCCCCC"/>
+              <w:right w:val="single" w:sz="6" w:space="0" w:color="CCCCCC"/>
+            </w:tcBorders>
+            <w:tcMar>
+              <w:top w:w="30" w:type="dxa"/>
+              <w:left w:w="45" w:type="dxa"/>
+              <w:bottom w:w="30" w:type="dxa"/>
+              <w:right w:w="45" w:type="dxa"/>
+            </w:tcMar>
+            <w:vAlign w:val="bottom"/>
+            <w:hideMark/>
+          </w:tcPr>
+          <w:p>
+            <w:r>
+              <w:t>Thứ Năm, 17/03/2022</w:t>
+            </w:r>
+          </w:p>
+        </w:tc>
+        <w:tc>
+          <w:tcPr>
+            <w:tcW w:w="0" w:type="auto"/>
+            <w:tcBorders>
+              <w:top w:val="single" w:sz="6" w:space="0" w:color="CCCCCC"/>
+              <w:left w:val="single" w:sz="6" w:space="0" w:color="CCCCCC"/>
+              <w:bottom w:val="single" w:sz="6" w:space="0" w:color="CCCCCC"/>
+              <w:right w:val="single" w:sz="6" w:space="0" w:color="CCCCCC"/>
+            </w:tcBorders>
+            <w:tcMar>
+              <w:top w:w="30" w:type="dxa"/>
+              <w:left w:w="45" w:type="dxa"/>
+              <w:bottom w:w="30" w:type="dxa"/>
+              <w:right w:w="45" w:type="dxa"/>
+            </w:tcMar>
+            <w:vAlign w:val="bottom"/>
+            <w:hideMark/>
+          </w:tcPr>
+          <w:p>
+            <w:r>
+              <w:t>6 giờ</w:t>
+            </w:r>
+          </w:p>
+        </w:tc>
+      </w:tr>
+      <w:tr>
+        <w:trPr>
+          <w:trHeight w:val="315"/>
+          <w:jc w:val="center"/>
+        </w:trPr>
+        <w:tc>
+          <w:tcPr>
+            <w:tcW w:w="0" w:type="auto"/>
+            <w:tcBorders>
+              <w:top w:val="single" w:sz="6" w:space="0" w:color="CCCCCC"/>
+              <w:left w:val="single" w:sz="6" w:space="0" w:color="CCCCCC"/>
+              <w:bottom w:val="single" w:sz="6" w:space="0" w:color="CCCCCC"/>
+              <w:right w:val="single" w:sz="6" w:space="0" w:color="CCCCCC"/>
+            </w:tcBorders>
+            <w:tcMar>
+              <w:top w:w="30" w:type="dxa"/>
+              <w:left w:w="45" w:type="dxa"/>
+              <w:bottom w:w="30" w:type="dxa"/>
+              <w:right w:w="45" w:type="dxa"/>
+            </w:tcMar>
+            <w:vAlign w:val="bottom"/>
+            <w:hideMark/>
+          </w:tcPr>
+          <w:p>
+            <w:r>
+              <w:t>Tổng cộng</w:t>
+            </w:r>
+          </w:p>
+        </w:tc>
+        <w:tc>
+          <w:tcPr>
+            <w:tcW w:w="0" w:type="auto"/>
+            <w:tcBorders>
+              <w:top w:val="single" w:sz="6" w:space="0" w:color="CCCCCC"/>
+              <w:left w:val="single" w:sz="6" w:space="0" w:color="CCCCCC"/>
+              <w:bottom w:val="single" w:sz="6" w:space="0" w:color="CCCCCC"/>
+              <w:right w:val="single" w:sz="6" w:space="0" w:color="CCCCCC"/>
+            </w:tcBorders>
+            <w:tcMar>
+              <w:top w:w="30" w:type="dxa"/>
+              <w:left w:w="45" w:type="dxa"/>
+              <w:bottom w:w="30" w:type="dxa"/>
+              <w:right w:w="45" w:type="dxa"/>
+            </w:tcMar>
+            <w:vAlign w:val="bottom"/>
+            <w:hideMark/>
+          </w:tcPr>
+          <w:p>
+            <w:r>
+              <w:t>120 giờ</w:t>
+            </w:r>
+          </w:p>
+        </w:tc>
+      </w:tr>
+    </w:tbl>
+    <w:p>
+      <w:pPr>
+        <w:rPr>
+          <w:lang w:val="vi-VN"/>
+        </w:rPr>
+      </w:pPr>
+    </w:p>
+    <w:p>
+      <w:pPr>
+        <w:spacing w:line="360" w:lineRule="auto"/>
+        <w:rPr>
+          <w:rFonts w:ascii="Times New Roman" w:hAnsi="Times New Roman" w:cs="Times New Roman"/>
+          <w:sz w:val="26"/>
+          <w:szCs w:val="26"/>
+          <w:lang w:val="vi-VN"/>
+        </w:rPr>
+      </w:pPr>
+      <w:r>
+        <w:rPr>
+          <w:rFonts w:ascii="Times New Roman" w:hAnsi="Times New Roman" w:cs="Times New Roman"/>
+          <w:sz w:val="26"/>
+          <w:szCs w:val="26"/>
+          <w:lang w:val="vi-VN"/>
+        </w:rPr>
+        <w:br w:type="page"/>
+      </w:r>
+    </w:p>
+    <w:p>
+      <w:pPr>
+        <w:spacing w:line="360" w:lineRule="auto"/>
+        <w:rPr>
+          <w:rFonts w:ascii="Times New Roman" w:hAnsi="Times New Roman" w:cs="Times New Roman"/>
+          <w:sz w:val="26"/>
+          <w:szCs w:val="26"/>
+          <w:lang w:val="vi-VN"/>
+        </w:rPr>
+      </w:pPr>
+      <w:r>
+        <w:rPr>
+          <w:rFonts w:ascii="Times New Roman" w:hAnsi="Times New Roman" w:cs="Times New Roman"/>
+          <w:sz w:val="26"/>
+          <w:szCs w:val="26"/>
+          <w:lang w:val="vi-VN"/>
+        </w:rPr>
+        <w:lastRenderedPageBreak/>
+        <w:t>b. Tại sao vào ngày 24/02/2022, mỗi người chỉ làm 2 tiếng?</w:t>
+      </w:r>
+    </w:p>
+    <w:p>
+      <w:pPr>
+        <w:spacing w:line="360" w:lineRule="auto"/>
+        <w:ind w:left="284" w:firstLine="436"/>
+        <w:rPr>
+          <w:rFonts w:ascii="Times New Roman" w:hAnsi="Times New Roman" w:cs="Times New Roman"/>
+          <w:sz w:val="26"/>
+          <w:szCs w:val="26"/>
+        </w:rPr>
+      </w:pPr>
+      <w:r>
+        <w:rPr>
+          <w:rFonts w:ascii="Times New Roman" w:hAnsi="Times New Roman" w:cs="Times New Roman"/>
+          <w:sz w:val="26"/>
+          <w:szCs w:val="26"/>
+        </w:rPr>
+        <w:t>Lí</w:t>
+      </w:r>
+      <w:r>
+        <w:rPr>
+          <w:rFonts w:ascii="Times New Roman" w:hAnsi="Times New Roman" w:cs="Times New Roman"/>
+          <w:sz w:val="26"/>
+          <w:szCs w:val="26"/>
+          <w:lang w:val="vi-VN"/>
+        </w:rPr>
+        <w:t xml:space="preserve"> do mà mỗi người chỉ làm 2 tiếng vào ngày 24/02/2022 vì</w:t>
+      </w:r>
+      <w:r>
+        <w:rPr>
+          <w:rFonts w:ascii="Times New Roman" w:hAnsi="Times New Roman" w:cs="Times New Roman"/>
+          <w:sz w:val="26"/>
+          <w:szCs w:val="26"/>
+        </w:rPr>
+        <w:t xml:space="preserve"> mối quan hệ công việc 4FS-11.25d.</w:t>
+      </w:r>
+    </w:p>
+    <w:p>
+      <w:pPr>
+        <w:spacing w:line="360" w:lineRule="auto"/>
+        <w:ind w:left="284" w:firstLine="436"/>
+        <w:rPr>
+          <w:rFonts w:ascii="Times New Roman" w:hAnsi="Times New Roman" w:cs="Times New Roman"/>
+          <w:sz w:val="26"/>
+          <w:szCs w:val="26"/>
+          <w:lang w:val="vi-VN"/>
+        </w:rPr>
+      </w:pPr>
+      <w:r>
+        <w:rPr>
+          <w:rFonts w:ascii="Times New Roman" w:hAnsi="Times New Roman" w:cs="Times New Roman"/>
+          <w:sz w:val="26"/>
+          <w:szCs w:val="26"/>
+        </w:rPr>
+        <w:t>Điều này có nghĩa là nhiệm vụ "Kiểm thử" được bắt đầu trước khi nhiệm vụ "Phát triển mã nguồn" kết thúc 11.25 ngày. Vì một ngày làm việc là 8 giờ, nên phần lẻ 0.25 ngày tương đương với 2 giờ.</w:t>
+      </w:r>
+    </w:p>
+    <w:p>
+      <w:pPr>
+        <w:spacing w:line="360" w:lineRule="auto"/>
+        <w:ind w:left="284"/>
+        <w:jc w:val="center"/>
+        <w:rPr>
+          <w:rFonts w:ascii="Times New Roman" w:hAnsi="Times New Roman" w:cs="Times New Roman"/>
+          <w:sz w:val="26"/>
+          <w:szCs w:val="26"/>
+          <w:lang w:val="vi-VN"/>
+        </w:rPr>
+      </w:pPr>
+      <w:r>
+        <w:rPr>
+          <w:rFonts w:ascii="Times New Roman" w:hAnsi="Times New Roman" w:cs="Times New Roman"/>
+          <w:sz w:val="26"/>
+          <w:szCs w:val="26"/>
+        </w:rPr>
+        <w:t>0.25 </w:t>
+      </w:r>
+      <w:r>
+        <w:rPr>
+          <w:rFonts w:ascii="Times New Roman" w:hAnsi="Times New Roman" w:cs="Times New Roman"/>
+          <w:sz w:val="26"/>
+          <w:szCs w:val="26"/>
+        </w:rPr>
+        <w:t>ngà</w:t>
+      </w:r>
+      <w:r>
+        <w:rPr>
+          <w:rFonts w:ascii="Times New Roman" w:hAnsi="Times New Roman" w:cs="Times New Roman"/>
+          <w:sz w:val="26"/>
+          <w:szCs w:val="26"/>
+        </w:rPr>
+        <w:t>y</w:t>
+      </w:r>
+      <w:r>
+        <w:rPr>
+          <w:rFonts w:ascii="Times New Roman" w:hAnsi="Times New Roman" w:cs="Times New Roman"/>
+          <w:sz w:val="26"/>
+          <w:szCs w:val="26"/>
+          <w:lang w:val="vi-VN"/>
+        </w:rPr>
+        <w:t xml:space="preserve"> </w:t>
+      </w:r>
+      <w:r>
+        <w:rPr>
+          <w:rFonts w:ascii="Times New Roman" w:hAnsi="Times New Roman" w:cs="Times New Roman"/>
+          <w:sz w:val="26"/>
+          <w:szCs w:val="26"/>
+        </w:rPr>
+        <w:t>×</w:t>
+      </w:r>
+      <w:r>
+        <w:rPr>
+          <w:rFonts w:ascii="Times New Roman" w:hAnsi="Times New Roman" w:cs="Times New Roman"/>
+          <w:sz w:val="26"/>
+          <w:szCs w:val="26"/>
+          <w:lang w:val="vi-VN"/>
+        </w:rPr>
+        <w:t xml:space="preserve"> </w:t>
+      </w:r>
+      <w:r>
+        <w:rPr>
+          <w:rFonts w:ascii="Times New Roman" w:hAnsi="Times New Roman" w:cs="Times New Roman"/>
+          <w:sz w:val="26"/>
+          <w:szCs w:val="26"/>
+        </w:rPr>
+        <w:t>8 </w:t>
+      </w:r>
+      <w:r>
+        <w:rPr>
+          <w:rFonts w:ascii="Times New Roman" w:hAnsi="Times New Roman" w:cs="Times New Roman"/>
+          <w:sz w:val="26"/>
+          <w:szCs w:val="26"/>
+        </w:rPr>
+        <w:t>giờ</w:t>
+      </w:r>
+      <w:r>
+        <w:rPr>
+          <w:rFonts w:ascii="Times New Roman" w:hAnsi="Times New Roman" w:cs="Times New Roman"/>
+          <w:sz w:val="26"/>
+          <w:szCs w:val="26"/>
+        </w:rPr>
+        <w:t>/</w:t>
+      </w:r>
+      <w:r>
+        <w:rPr>
+          <w:rFonts w:ascii="Times New Roman" w:hAnsi="Times New Roman" w:cs="Times New Roman"/>
+          <w:sz w:val="26"/>
+          <w:szCs w:val="26"/>
+        </w:rPr>
+        <w:t>ngà</w:t>
+      </w:r>
+      <w:r>
+        <w:rPr>
+          <w:rFonts w:ascii="Times New Roman" w:hAnsi="Times New Roman" w:cs="Times New Roman"/>
+          <w:sz w:val="26"/>
+          <w:szCs w:val="26"/>
+        </w:rPr>
+        <w:t>y</w:t>
+      </w:r>
+      <w:r>
+        <w:rPr>
+          <w:rFonts w:ascii="Times New Roman" w:hAnsi="Times New Roman" w:cs="Times New Roman"/>
+          <w:sz w:val="26"/>
+          <w:szCs w:val="26"/>
+          <w:lang w:val="vi-VN"/>
+        </w:rPr>
+        <w:t xml:space="preserve"> </w:t>
+      </w:r>
+      <w:r>
+        <w:rPr>
+          <w:rFonts w:ascii="Times New Roman" w:hAnsi="Times New Roman" w:cs="Times New Roman"/>
+          <w:sz w:val="26"/>
+          <w:szCs w:val="26"/>
+        </w:rPr>
+        <w:t>=</w:t>
+      </w:r>
+      <w:r>
+        <w:rPr>
+          <w:rFonts w:ascii="Times New Roman" w:hAnsi="Times New Roman" w:cs="Times New Roman"/>
+          <w:sz w:val="26"/>
+          <w:szCs w:val="26"/>
+          <w:lang w:val="vi-VN"/>
+        </w:rPr>
+        <w:t xml:space="preserve"> </w:t>
+      </w:r>
+      <w:r>
+        <w:rPr>
+          <w:rFonts w:ascii="Times New Roman" w:hAnsi="Times New Roman" w:cs="Times New Roman"/>
+          <w:sz w:val="26"/>
+          <w:szCs w:val="26"/>
+        </w:rPr>
+        <w:t>2 giờ</w:t>
+      </w:r>
+    </w:p>
+    <w:p>
+      <w:pPr>
+        <w:spacing w:line="360" w:lineRule="auto"/>
+        <w:ind w:left="284" w:firstLine="436"/>
+        <w:rPr>
+          <w:rFonts w:ascii="Times New Roman" w:hAnsi="Times New Roman" w:cs="Times New Roman"/>
+          <w:sz w:val="26"/>
+          <w:szCs w:val="26"/>
+        </w:rPr>
+      </w:pPr>
+      <w:r>
+        <w:rPr>
+          <w:rFonts w:ascii="Times New Roman" w:hAnsi="Times New Roman" w:cs="Times New Roman"/>
+          <w:sz w:val="26"/>
+          <w:szCs w:val="26"/>
+        </w:rPr>
+        <w:t>Từ phép tính trên, thời điểm bắt đầu của nhiệm vụ "Kiểm thử" không rơi vào đầu giờ làm việc (ví dụ: 8:00 sáng) của ngày 24/02/2022. Thay vào đó, nó rơi vào một thời điểm muộn hơn trong ngày, mà từ lúc đó cho đến cuối giờ làm việc chỉ còn lại đúng 2 giờ.</w:t>
+      </w:r>
+    </w:p>
+    <w:p>
+      <w:pPr>
+        <w:spacing w:line="360" w:lineRule="auto"/>
+        <w:ind w:left="284" w:firstLine="436"/>
+        <w:rPr>
+          <w:rFonts w:ascii="Times New Roman" w:hAnsi="Times New Roman" w:cs="Times New Roman"/>
+          <w:sz w:val="26"/>
+          <w:szCs w:val="26"/>
+        </w:rPr>
+      </w:pPr>
+      <w:r>
+        <w:rPr>
+          <w:rFonts w:ascii="Times New Roman" w:hAnsi="Times New Roman" w:cs="Times New Roman"/>
+          <w:sz w:val="26"/>
+          <w:szCs w:val="26"/>
+        </w:rPr>
+        <w:t>Do đó, MS Project đã phân bổ chính xác 2 giờ làm việc còn lại của ngày 24/02 cho mỗi nhân sự được phân công. Công việc còn lại sẽ được tiếp tục thực hiện 8 giờ/ngày vào các ngày làm việc tiếp theo.</w:t>
+      </w:r>
+    </w:p>
+    <w:p>
+      <w:pPr>
+        <w:rPr>
+          <w:lang w:val="vi-VN"/>
+        </w:rPr>
+      </w:pPr>
+    </w:p>
     <w:sectPr>
       <w:pgSz w:w="12240" w:h="15840"/>
       <w:pgMar w:top="1440" w:right="1440" w:bottom="1440" w:left="1440" w:header="708" w:footer="708" w:gutter="0"/>
@@ -85,6 +3684,127 @@
     </w:sectPr>
   </w:body>
 </w:document>
+</file>
+
+<file path=word/numbering.xml><?xml version="1.0" encoding="utf-8"?>
+<w:numbering xmlns:wpc="http://schemas.microsoft.com/office/word/2010/wordprocessingCanvas" xmlns:cx="http://schemas.microsoft.com/office/drawing/2014/chartex" xmlns:cx1="http://schemas.microsoft.com/office/drawing/2015/9/8/chartex" xmlns:cx2="http://schemas.microsoft.com/office/drawing/2015/10/21/chartex" xmlns:cx3="http://schemas.microsoft.com/office/drawing/2016/5/9/chartex" xmlns:cx4="http://schemas.microsoft.com/office/drawing/2016/5/10/chartex" xmlns:cx5="http://schemas.microsoft.com/office/drawing/2016/5/11/chartex" xmlns:cx6="http://schemas.microsoft.com/office/drawing/2016/5/12/chartex" xmlns:cx7="http://schemas.microsoft.com/office/drawing/2016/5/13/chartex" xmlns:cx8="http://schemas.microsoft.com/office/drawing/2016/5/14/chartex" xmlns:mc="http://schemas.openxmlformats.org/markup-compatibility/2006" xmlns:aink="http://schemas.microsoft.com/office/drawing/2016/ink" xmlns:am3d="http://schemas.microsoft.com/office/drawing/2017/model3d" xmlns:o="urn:schemas-microsoft-com:office:office" xmlns:oel="http://schemas.microsoft.com/office/2019/extlst" xmlns:r="http://schemas.openxmlformats.org/officeDocument/2006/relationships" xmlns:m="http://schemas.openxmlformats.org/officeDocument/2006/math" xmlns:v="urn:schemas-microsoft-com:vml" xmlns:wp14="http://schemas.microsoft.com/office/word/2010/wordprocessingDrawing" xmlns:wp="http://schemas.openxmlformats.org/drawingml/2006/wordprocessingDrawing" xmlns:w10="urn:schemas-microsoft-com:office:word" xmlns:w="http://schemas.openxmlformats.org/wordprocessingml/2006/main" xmlns:w14="http://schemas.microsoft.com/office/word/2010/wordml" xmlns:w15="http://schemas.microsoft.com/office/word/2012/wordml" xmlns:w16cex="http://schemas.microsoft.com/office/word/2018/wordml/cex" xmlns:w16cid="http://schemas.microsoft.com/office/word/2016/wordml/cid" xmlns:w16="http://schemas.microsoft.com/office/word/2018/wordml" xmlns:w16sdtdh="http://schemas.microsoft.com/office/word/2020/wordml/sdtdatahash" xmlns:w16se="http://schemas.microsoft.com/office/word/2015/wordml/symex" xmlns:wpg="http://schemas.microsoft.com/office/word/2010/wordprocessingGroup" xmlns:wpi="http://schemas.microsoft.com/office/word/2010/wordprocessingInk" xmlns:wne="http://schemas.microsoft.com/office/word/2006/wordml" xmlns:wps="http://schemas.microsoft.com/office/word/2010/wordprocessingShape" mc:Ignorable="w14 w15 w16se w16cid w16 w16cex w16sdtdh wp14">
+  <w:abstractNum w:abstractNumId="0" w15:restartNumberingAfterBreak="0">
+    <w:nsid w:val="33EF1D36"/>
+    <w:multiLevelType w:val="hybridMultilevel"/>
+    <w:tmpl w:val="8B2446AE"/>
+    <w:lvl w:ilvl="0" w:tplc="CD7C8262">
+      <w:start w:val="3"/>
+      <w:numFmt w:val="bullet"/>
+      <w:lvlText w:val="-"/>
+      <w:lvlJc w:val="left"/>
+      <w:pPr>
+        <w:ind w:left="1080" w:hanging="360"/>
+      </w:pPr>
+      <w:rPr>
+        <w:rFonts w:ascii="Times New Roman" w:eastAsiaTheme="minorHAnsi" w:hAnsi="Times New Roman" w:cs="Times New Roman" w:hint="default"/>
+      </w:rPr>
+    </w:lvl>
+    <w:lvl w:ilvl="1" w:tplc="04090003" w:tentative="1">
+      <w:start w:val="1"/>
+      <w:numFmt w:val="bullet"/>
+      <w:lvlText w:val="o"/>
+      <w:lvlJc w:val="left"/>
+      <w:pPr>
+        <w:ind w:left="1800" w:hanging="360"/>
+      </w:pPr>
+      <w:rPr>
+        <w:rFonts w:ascii="Courier New" w:hAnsi="Courier New" w:cs="Courier New" w:hint="default"/>
+      </w:rPr>
+    </w:lvl>
+    <w:lvl w:ilvl="2" w:tplc="04090005" w:tentative="1">
+      <w:start w:val="1"/>
+      <w:numFmt w:val="bullet"/>
+      <w:lvlText w:val=""/>
+      <w:lvlJc w:val="left"/>
+      <w:pPr>
+        <w:ind w:left="2520" w:hanging="360"/>
+      </w:pPr>
+      <w:rPr>
+        <w:rFonts w:ascii="Wingdings" w:hAnsi="Wingdings" w:hint="default"/>
+      </w:rPr>
+    </w:lvl>
+    <w:lvl w:ilvl="3" w:tplc="04090001" w:tentative="1">
+      <w:start w:val="1"/>
+      <w:numFmt w:val="bullet"/>
+      <w:lvlText w:val=""/>
+      <w:lvlJc w:val="left"/>
+      <w:pPr>
+        <w:ind w:left="3240" w:hanging="360"/>
+      </w:pPr>
+      <w:rPr>
+        <w:rFonts w:ascii="Symbol" w:hAnsi="Symbol" w:hint="default"/>
+      </w:rPr>
+    </w:lvl>
+    <w:lvl w:ilvl="4" w:tplc="04090003" w:tentative="1">
+      <w:start w:val="1"/>
+      <w:numFmt w:val="bullet"/>
+      <w:lvlText w:val="o"/>
+      <w:lvlJc w:val="left"/>
+      <w:pPr>
+        <w:ind w:left="3960" w:hanging="360"/>
+      </w:pPr>
+      <w:rPr>
+        <w:rFonts w:ascii="Courier New" w:hAnsi="Courier New" w:cs="Courier New" w:hint="default"/>
+      </w:rPr>
+    </w:lvl>
+    <w:lvl w:ilvl="5" w:tplc="04090005" w:tentative="1">
+      <w:start w:val="1"/>
+      <w:numFmt w:val="bullet"/>
+      <w:lvlText w:val=""/>
+      <w:lvlJc w:val="left"/>
+      <w:pPr>
+        <w:ind w:left="4680" w:hanging="360"/>
+      </w:pPr>
+      <w:rPr>
+        <w:rFonts w:ascii="Wingdings" w:hAnsi="Wingdings" w:hint="default"/>
+      </w:rPr>
+    </w:lvl>
+    <w:lvl w:ilvl="6" w:tplc="04090001" w:tentative="1">
+      <w:start w:val="1"/>
+      <w:numFmt w:val="bullet"/>
+      <w:lvlText w:val=""/>
+      <w:lvlJc w:val="left"/>
+      <w:pPr>
+        <w:ind w:left="5400" w:hanging="360"/>
+      </w:pPr>
+      <w:rPr>
+        <w:rFonts w:ascii="Symbol" w:hAnsi="Symbol" w:hint="default"/>
+      </w:rPr>
+    </w:lvl>
+    <w:lvl w:ilvl="7" w:tplc="04090003" w:tentative="1">
+      <w:start w:val="1"/>
+      <w:numFmt w:val="bullet"/>
+      <w:lvlText w:val="o"/>
+      <w:lvlJc w:val="left"/>
+      <w:pPr>
+        <w:ind w:left="6120" w:hanging="360"/>
+      </w:pPr>
+      <w:rPr>
+        <w:rFonts w:ascii="Courier New" w:hAnsi="Courier New" w:cs="Courier New" w:hint="default"/>
+      </w:rPr>
+    </w:lvl>
+    <w:lvl w:ilvl="8" w:tplc="04090005" w:tentative="1">
+      <w:start w:val="1"/>
+      <w:numFmt w:val="bullet"/>
+      <w:lvlText w:val=""/>
+      <w:lvlJc w:val="left"/>
+      <w:pPr>
+        <w:ind w:left="6840" w:hanging="360"/>
+      </w:pPr>
+      <w:rPr>
+        <w:rFonts w:ascii="Wingdings" w:hAnsi="Wingdings" w:hint="default"/>
+      </w:rPr>
+    </w:lvl>
+  </w:abstractNum>
+  <w:num w:numId="1" w16cid:durableId="1692027769">
+    <w:abstractNumId w:val="0"/>
+  </w:num>
+</w:numbering>
 </file>
 
 <file path=word/styles.xml><?xml version="1.0" encoding="utf-8"?>
@@ -487,7 +4207,7 @@
   <w:style w:type="paragraph" w:default="1" w:styleId="Normal">
     <w:name w:val="Normal"/>
     <w:qFormat/>
-    <w:rsid w:val="00870827"/>
+    <w:rsid w:val="00C7506F"/>
   </w:style>
   <w:style w:type="paragraph" w:styleId="Heading1">
     <w:name w:val="heading 1"/>
@@ -1005,6 +4725,25 @@
       <w:spacing w:val="5"/>
     </w:rPr>
   </w:style>
+  <w:style w:type="table" w:styleId="TableGrid">
+    <w:name w:val="Table Grid"/>
+    <w:basedOn w:val="TableNormal"/>
+    <w:uiPriority w:val="39"/>
+    <w:rsid w:val="00C7506F"/>
+    <w:pPr>
+      <w:spacing w:after="0" w:line="240" w:lineRule="auto"/>
+    </w:pPr>
+    <w:tblPr>
+      <w:tblBorders>
+        <w:top w:val="single" w:sz="4" w:space="0" w:color="auto"/>
+        <w:left w:val="single" w:sz="4" w:space="0" w:color="auto"/>
+        <w:bottom w:val="single" w:sz="4" w:space="0" w:color="auto"/>
+        <w:right w:val="single" w:sz="4" w:space="0" w:color="auto"/>
+        <w:insideH w:val="single" w:sz="4" w:space="0" w:color="auto"/>
+        <w:insideV w:val="single" w:sz="4" w:space="0" w:color="auto"/>
+      </w:tblBorders>
+    </w:tblPr>
+  </w:style>
 </w:styles>
 </file>
 
